--- a/World-Builds/01-Post-Apostolic-House-Church/CiC_W1_Doc02_Source_Ecology_FINAL.docx
+++ b/World-Builds/01-Post-Apostolic-House-Church/CiC_W1_Doc02_Source_Ecology_FINAL.docx
@@ -2,15 +2,14 @@
 <file path=word/document.xml><?xml version="1.0" encoding="utf-8"?>
 <w:document xmlns:w="http://schemas.openxmlformats.org/wordprocessingml/2006/main" xmlns:m="http://schemas.openxmlformats.org/officeDocument/2006/math" xmlns:r="http://schemas.openxmlformats.org/officeDocument/2006/relationships" xmlns:o="urn:schemas-microsoft-com:office:office" xmlns:v="urn:schemas-microsoft-com:vml" xmlns:w10="urn:schemas-microsoft-com:office:word" xmlns:a="http://schemas.openxmlformats.org/drawingml/2006/main" xmlns:pic="http://schemas.openxmlformats.org/drawingml/2006/picture" xmlns:wp="http://schemas.openxmlformats.org/drawingml/2006/wordprocessingDrawing">
   <w:body>
+    <w:bookmarkStart w:id="41" w:name="doc_02-source-ecology"/>
     <w:p>
       <w:pPr>
         <w:pStyle w:val="Heading1"/>
       </w:pPr>
-      <w:bookmarkStart w:id="20" w:name="doc_02-source-ecology"/>
       <w:r>
         <w:t xml:space="preserve">Doc_02 — Source Ecology</w:t>
       </w:r>
-      <w:bookmarkEnd w:id="20"/>
     </w:p>
     <w:p>
       <w:pPr>
@@ -18,6 +17,7 @@
       </w:pPr>
       <w:r>
         <w:rPr>
+          <w:bCs/>
           <w:b/>
         </w:rPr>
         <w:t xml:space="preserve">World #1: Post-Apostolic/Sub-Apostolic House-Church Christianity</w:t>
@@ -29,6 +29,7 @@
       </w:pPr>
       <w:r>
         <w:rPr>
+          <w:bCs/>
           <w:b/>
         </w:rPr>
         <w:t xml:space="preserve">Status:</w:t>
@@ -44,6 +45,7 @@
       </w:r>
       <w:r>
         <w:rPr>
+          <w:iCs/>
           <w:i/>
         </w:rPr>
         <w:t xml:space="preserve">Smyrnaeans</w:t>
@@ -61,6 +63,7 @@
       </w:pPr>
       <w:r>
         <w:rPr>
+          <w:bCs/>
           <w:b/>
         </w:rPr>
         <w:t xml:space="preserve">Governed by:</w:t>
@@ -93,6 +96,7 @@
       </w:pPr>
       <w:r>
         <w:rPr>
+          <w:bCs/>
           <w:b/>
         </w:rPr>
         <w:t xml:space="preserve">Built from:</w:t>
@@ -110,6 +114,7 @@
       </w:pPr>
       <w:r>
         <w:rPr>
+          <w:bCs/>
           <w:b/>
         </w:rPr>
         <w:t xml:space="preserve">Confidence vocabulary used throughout:</w:t>
@@ -128,15 +133,14 @@
         </w:pict>
       </w:r>
     </w:p>
+    <w:bookmarkStart w:id="28" w:name="primary-voices-author-gravity-assessment"/>
     <w:p>
       <w:pPr>
         <w:pStyle w:val="Heading2"/>
       </w:pPr>
-      <w:bookmarkStart w:id="21" w:name="primary-voices-author-gravity-assessment"/>
       <w:r>
         <w:t xml:space="preserve">1. Primary Voices — Author Gravity Assessment</w:t>
       </w:r>
-      <w:bookmarkEnd w:id="21"/>
     </w:p>
     <w:p>
       <w:pPr>
@@ -146,15 +150,14 @@
         <w:t xml:space="preserve">Six primary voices anchor this world’s evidentiary base. Each is assessed on all five required dimensions: Visibility, Representativeness, Influence, Limitations, Transmission History.</w:t>
       </w:r>
     </w:p>
+    <w:bookmarkStart w:id="20" w:name="X9449329dd5f115c93a39fce6b8dea63ac202533"/>
     <w:p>
       <w:pPr>
         <w:pStyle w:val="Heading3"/>
       </w:pPr>
-      <w:bookmarkStart w:id="22" w:name="X9449329dd5f115c93a39fce6b8dea63ac202533"/>
       <w:r>
         <w:t xml:space="preserve">1.1 The Didache (anonymous, composite; Syria, likely, though provenance is itself unresolved)</w:t>
       </w:r>
-      <w:bookmarkEnd w:id="22"/>
     </w:p>
     <w:p>
       <w:pPr>
@@ -166,6 +169,7 @@
       </w:pPr>
       <w:r>
         <w:rPr>
+          <w:bCs/>
           <w:b/>
         </w:rPr>
         <w:t xml:space="preserve">Visibility:</w:t>
@@ -187,6 +191,7 @@
       </w:pPr>
       <w:r>
         <w:rPr>
+          <w:bCs/>
           <w:b/>
         </w:rPr>
         <w:t xml:space="preserve">Representativeness:</w:t>
@@ -208,6 +213,7 @@
       </w:pPr>
       <w:r>
         <w:rPr>
+          <w:bCs/>
           <w:b/>
         </w:rPr>
         <w:t xml:space="preserve">Influence:</w:t>
@@ -229,6 +235,7 @@
       </w:pPr>
       <w:r>
         <w:rPr>
+          <w:bCs/>
           <w:b/>
         </w:rPr>
         <w:t xml:space="preserve">Limitations:</w:t>
@@ -250,6 +257,7 @@
       </w:pPr>
       <w:r>
         <w:rPr>
+          <w:bCs/>
           <w:b/>
         </w:rPr>
         <w:t xml:space="preserve">Transmission History — the single most important calibration fact about this source.</w:t>
@@ -319,6 +327,7 @@
       </w:r>
       <w:r>
         <w:rPr>
+          <w:bCs/>
           <w:b/>
         </w:rPr>
         <w:t xml:space="preserve">This is a genuine single-point-of-failure transmission chain for the great majority of the text.</w:t>
@@ -328,20 +337,21 @@
       </w:r>
       <w:r>
         <w:rPr>
+          <w:iCs/>
           <w:i/>
         </w:rPr>
         <w:t xml:space="preserve">[Confidence on the manuscript facts themselves: Documented. Confidence on the text’s own representativeness and dating: Contested/Inferential-Thin.]</w:t>
       </w:r>
     </w:p>
+    <w:bookmarkEnd w:id="20"/>
+    <w:bookmarkStart w:id="21" w:name="Xeaca19b93bc77e19200edf970eec057609190c5"/>
     <w:p>
       <w:pPr>
         <w:pStyle w:val="Heading3"/>
       </w:pPr>
-      <w:bookmarkStart w:id="23" w:name="Xeaca19b93bc77e19200edf970eec057609190c5"/>
       <w:r>
         <w:t xml:space="preserve">1.2 1 Clement (traditionally Clement of Rome; anonymous in its own text)</w:t>
       </w:r>
-      <w:bookmarkEnd w:id="23"/>
     </w:p>
     <w:p>
       <w:pPr>
@@ -353,6 +363,7 @@
       </w:pPr>
       <w:r>
         <w:rPr>
+          <w:bCs/>
           <w:b/>
         </w:rPr>
         <w:t xml:space="preserve">Visibility:</w:t>
@@ -374,6 +385,7 @@
       </w:pPr>
       <w:r>
         <w:rPr>
+          <w:bCs/>
           <w:b/>
         </w:rPr>
         <w:t xml:space="preserve">Representativeness:</w:t>
@@ -395,6 +407,7 @@
       </w:pPr>
       <w:r>
         <w:rPr>
+          <w:bCs/>
           <w:b/>
         </w:rPr>
         <w:t xml:space="preserve">Influence:</w:t>
@@ -416,6 +429,7 @@
       </w:pPr>
       <w:r>
         <w:rPr>
+          <w:bCs/>
           <w:b/>
         </w:rPr>
         <w:t xml:space="preserve">Limitations:</w:t>
@@ -437,6 +451,7 @@
       </w:pPr>
       <w:r>
         <w:rPr>
+          <w:bCs/>
           <w:b/>
         </w:rPr>
         <w:t xml:space="preserve">Transmission History:</w:t>
@@ -452,6 +467,7 @@
       </w:r>
       <w:r>
         <w:rPr>
+          <w:bCs/>
           <w:b/>
         </w:rPr>
         <w:t xml:space="preserve">Risk calibration:</w:t>
@@ -467,20 +483,21 @@
       </w:r>
       <w:r>
         <w:rPr>
+          <w:iCs/>
           <w:i/>
         </w:rPr>
         <w:t xml:space="preserve">[Confidence on manuscript facts: Documented. Confidence on the traditional c. 96 CE/Domitianic date: Contested — see Doc_01 Section 10 and the expanded note in Section 10 below.]</w:t>
       </w:r>
     </w:p>
+    <w:bookmarkEnd w:id="21"/>
+    <w:bookmarkStart w:id="22" w:name="X6bc5a14ed7cf3e96941355397a81bb66fc6d501"/>
     <w:p>
       <w:pPr>
         <w:pStyle w:val="Heading3"/>
       </w:pPr>
-      <w:bookmarkStart w:id="24" w:name="X6bc5a14ed7cf3e96941355397a81bb66fc6d501"/>
       <w:r>
         <w:t xml:space="preserve">1.3 Ignatius of Antioch’s letters (middle recension, 7 letters)</w:t>
       </w:r>
-      <w:bookmarkEnd w:id="24"/>
     </w:p>
     <w:p>
       <w:pPr>
@@ -492,6 +509,7 @@
       </w:pPr>
       <w:r>
         <w:rPr>
+          <w:bCs/>
           <w:b/>
         </w:rPr>
         <w:t xml:space="preserve">Visibility:</w:t>
@@ -513,6 +531,7 @@
       </w:pPr>
       <w:r>
         <w:rPr>
+          <w:bCs/>
           <w:b/>
         </w:rPr>
         <w:t xml:space="preserve">Representativeness:</w:t>
@@ -534,6 +553,7 @@
       </w:pPr>
       <w:r>
         <w:rPr>
+          <w:bCs/>
           <w:b/>
         </w:rPr>
         <w:t xml:space="preserve">Influence:</w:t>
@@ -549,6 +569,7 @@
       </w:r>
       <w:r>
         <w:rPr>
+          <w:iCs/>
           <w:i/>
         </w:rPr>
         <w:t xml:space="preserve">within his own lifetime</w:t>
@@ -570,6 +591,7 @@
       </w:pPr>
       <w:r>
         <w:rPr>
+          <w:bCs/>
           <w:b/>
         </w:rPr>
         <w:t xml:space="preserve">Limitations:</w:t>
@@ -591,6 +613,7 @@
       </w:pPr>
       <w:r>
         <w:rPr>
+          <w:bCs/>
           <w:b/>
         </w:rPr>
         <w:t xml:space="preserve">Transmission History:</w:t>
@@ -606,6 +629,7 @@
       </w:r>
       <w:r>
         <w:rPr>
+          <w:iCs/>
           <w:i/>
         </w:rPr>
         <w:t xml:space="preserve">Apostolic Fathers, Part II</w:t>
@@ -621,42 +645,49 @@
       </w:r>
       <w:r>
         <w:rPr>
+          <w:bCs/>
           <w:b/>
         </w:rPr>
         <w:t xml:space="preserve">This is worth naming explicitly: the</w:t>
       </w:r>
       <w:r>
         <w:rPr>
-          <w:b/>
-        </w:rPr>
-        <w:t xml:space="preserve"> </w:t>
-      </w:r>
-      <w:r>
-        <w:rPr>
-          <w:b/>
-        </w:rPr>
-        <w:t xml:space="preserve">“</w:t>
-      </w:r>
-      <w:r>
-        <w:rPr>
+          <w:bCs/>
+          <w:b/>
+        </w:rPr>
+        <w:t xml:space="preserve"> </w:t>
+      </w:r>
+      <w:r>
+        <w:rPr>
+          <w:bCs/>
+          <w:b/>
+        </w:rPr>
+        <w:t xml:space="preserve">“</w:t>
+      </w:r>
+      <w:r>
+        <w:rPr>
+          <w:bCs/>
           <w:b/>
         </w:rPr>
         <w:t xml:space="preserve">settled</w:t>
       </w:r>
       <w:r>
         <w:rPr>
-          <w:b/>
-        </w:rPr>
-        <w:t xml:space="preserve">”</w:t>
-      </w:r>
-      <w:r>
-        <w:rPr>
-          <w:b/>
-        </w:rPr>
-        <w:t xml:space="preserve"> </w:t>
-      </w:r>
-      <w:r>
-        <w:rPr>
+          <w:bCs/>
+          <w:b/>
+        </w:rPr>
+        <w:t xml:space="preserve">”</w:t>
+      </w:r>
+      <w:r>
+        <w:rPr>
+          <w:bCs/>
+          <w:b/>
+        </w:rPr>
+        <w:t xml:space="preserve"> </w:t>
+      </w:r>
+      <w:r>
+        <w:rPr>
+          <w:bCs/>
           <w:b/>
         </w:rPr>
         <w:t xml:space="preserve">status of the middle recension is itself the product of a two-century critical dispute, not an unbroken assumption.</w:t>
@@ -666,20 +697,21 @@
       </w:r>
       <w:r>
         <w:rPr>
+          <w:iCs/>
           <w:i/>
         </w:rPr>
         <w:t xml:space="preserve">[Confidence on the recension/manuscript history: Documented. Confidence on dating/provenance of the letters themselves: Contested — see Section 10.]</w:t>
       </w:r>
     </w:p>
+    <w:bookmarkEnd w:id="22"/>
+    <w:bookmarkStart w:id="23" w:name="Xe3a935010736e70e97c5d6d157605d9d17e10ba"/>
     <w:p>
       <w:pPr>
         <w:pStyle w:val="Heading3"/>
       </w:pPr>
-      <w:bookmarkStart w:id="25" w:name="Xe3a935010736e70e97c5d6d157605d9d17e10ba"/>
       <w:r>
         <w:t xml:space="preserve">1.4 Polycarp of Smyrna’s Letter to the Philippians</w:t>
       </w:r>
-      <w:bookmarkEnd w:id="25"/>
     </w:p>
     <w:p>
       <w:pPr>
@@ -691,6 +723,7 @@
       </w:pPr>
       <w:r>
         <w:rPr>
+          <w:bCs/>
           <w:b/>
         </w:rPr>
         <w:t xml:space="preserve">Visibility:</w:t>
@@ -712,6 +745,7 @@
       </w:pPr>
       <w:r>
         <w:rPr>
+          <w:bCs/>
           <w:b/>
         </w:rPr>
         <w:t xml:space="preserve">Representativeness:</w:t>
@@ -751,6 +785,7 @@
       </w:pPr>
       <w:r>
         <w:rPr>
+          <w:bCs/>
           <w:b/>
         </w:rPr>
         <w:t xml:space="preserve">Influence:</w:t>
@@ -772,6 +807,7 @@
       </w:pPr>
       <w:r>
         <w:rPr>
+          <w:bCs/>
           <w:b/>
         </w:rPr>
         <w:t xml:space="preserve">Limitations:</w:t>
@@ -793,6 +829,7 @@
       </w:pPr>
       <w:r>
         <w:rPr>
+          <w:bCs/>
           <w:b/>
         </w:rPr>
         <w:t xml:space="preserve">Transmission History:</w:t>
@@ -801,37 +838,7 @@
         <w:t xml:space="preserve"> </w:t>
       </w:r>
       <w:r>
-        <w:t xml:space="preserve">All Greek manuscripts (fifteen – six in family alpha, nine in family beta, counted directly from the University of Helsinki’s HULCE critical edition manuscripts list, Myllykoski, 2022-24, corrected this revision from an earlier hedged</w:t>
-      </w:r>
-      <w:r>
-        <w:t xml:space="preserve"> </w:t>
-      </w:r>
-      <w:r>
-        <w:t xml:space="preserve">“</w:t>
-      </w:r>
-      <w:r>
-        <w:t xml:space="preserve">12-15</w:t>
-      </w:r>
-      <w:r>
-        <w:t xml:space="preserve">”</w:t>
-      </w:r>
-      <w:r>
-        <w:t xml:space="preserve"> </w:t>
-      </w:r>
-      <w:r>
-        <w:t xml:space="preserve">estimate –</w:t>
-      </w:r>
-      <w:r>
-        <w:t xml:space="preserve"> </w:t>
-      </w:r>
-      <w:r>
-        <w:rPr>
-          <w:b/>
-        </w:rPr>
-        <w:t xml:space="preserve">qualified per round-5 review</w:t>
-      </w:r>
-      <w:r>
-        <w:t xml:space="preserve">: this is a full physical-witness count including several manuscripts that are direct copies of other witnesses already on the list (the HULCE stemma itself shows o&lt;v, f&lt;o, p&lt;f, e&lt;f); Paul Hartog’s 2013 Oxford critical edition, using a stemmatically-filtered count of independently significant witnesses rather than all physical copies, reports</w:t>
+        <w:t xml:space="preserve">All Greek manuscripts (fifteen – six in family alpha, nine in family beta, counted directly from the University of Helsinki’s HULCE critical edition manuscripts list, Myllykoski, 2022-24. This is a full physical-witness count including several manuscripts that are direct copies of other witnesses already on the list (the HULCE stemma itself shows o&lt;v, f&lt;o, p&lt;f, e&lt;f); Paul Hartog’s 2013 Oxford critical edition, using a stemmatically-filtered count of independently significant witnesses rather than all physical copies, reports</w:t>
       </w:r>
       <w:r>
         <w:t xml:space="preserve"> </w:t>
@@ -853,6 +860,7 @@
       </w:r>
       <w:r>
         <w:rPr>
+          <w:iCs/>
           <w:i/>
         </w:rPr>
         <w:t xml:space="preserve">Historia Ecclesiastica</w:t>
@@ -868,6 +876,7 @@
       </w:r>
       <w:r>
         <w:rPr>
+          <w:bCs/>
           <w:b/>
         </w:rPr>
         <w:t xml:space="preserve">Risk calibration:</w:t>
@@ -883,20 +892,21 @@
       </w:r>
       <w:r>
         <w:rPr>
+          <w:iCs/>
           <w:i/>
         </w:rPr>
         <w:t xml:space="preserve">[Confidence on manuscript facts: Documented. Confidence on unity/dating: Contested.]</w:t>
       </w:r>
     </w:p>
+    <w:bookmarkEnd w:id="23"/>
+    <w:bookmarkStart w:id="24" w:name="the-shepherd-of-hermas-hermas-rome"/>
     <w:p>
       <w:pPr>
         <w:pStyle w:val="Heading3"/>
       </w:pPr>
-      <w:bookmarkStart w:id="26" w:name="the-shepherd-of-hermas-hermas-rome"/>
       <w:r>
         <w:t xml:space="preserve">1.5 The Shepherd of Hermas (Hermas, Rome)</w:t>
       </w:r>
-      <w:bookmarkEnd w:id="26"/>
     </w:p>
     <w:p>
       <w:pPr>
@@ -908,6 +918,7 @@
       </w:pPr>
       <w:r>
         <w:rPr>
+          <w:bCs/>
           <w:b/>
         </w:rPr>
         <w:t xml:space="preserve">Visibility:</w:t>
@@ -929,6 +940,7 @@
       </w:pPr>
       <w:r>
         <w:rPr>
+          <w:bCs/>
           <w:b/>
         </w:rPr>
         <w:t xml:space="preserve">Representativeness:</w:t>
@@ -941,6 +953,7 @@
       </w:r>
       <w:r>
         <w:rPr>
+          <w:iCs/>
           <w:i/>
         </w:rPr>
         <w:t xml:space="preserve">Vision</w:t>
@@ -977,6 +990,7 @@
       </w:pPr>
       <w:r>
         <w:rPr>
+          <w:bCs/>
           <w:b/>
         </w:rPr>
         <w:t xml:space="preserve">Influence:</w:t>
@@ -998,6 +1012,7 @@
       </w:pPr>
       <w:r>
         <w:rPr>
+          <w:bCs/>
           <w:b/>
         </w:rPr>
         <w:t xml:space="preserve">Limitations:</w:t>
@@ -1019,6 +1034,7 @@
       </w:pPr>
       <w:r>
         <w:rPr>
+          <w:bCs/>
           <w:b/>
         </w:rPr>
         <w:t xml:space="preserve">Transmission History:</w:t>
@@ -1067,6 +1083,7 @@
       </w:r>
       <w:r>
         <w:rPr>
+          <w:bCs/>
           <w:b/>
         </w:rPr>
         <w:t xml:space="preserve">The ending of Similitudes 9–10 rests on Latin alone, with no Greek check at all.</w:t>
@@ -1076,20 +1093,21 @@
       </w:r>
       <w:r>
         <w:rPr>
+          <w:iCs/>
           <w:i/>
         </w:rPr>
         <w:t xml:space="preserve">[Confidence on manuscript facts: Documented, with the Simonides episode itself a documented forgery-adjacent complication worth flagging for any reviewer checking Athos-derived readings. Confidence on composition dating: Contested.]</w:t>
       </w:r>
     </w:p>
+    <w:bookmarkEnd w:id="24"/>
+    <w:bookmarkStart w:id="25" w:name="justin-martyr"/>
     <w:p>
       <w:pPr>
         <w:pStyle w:val="Heading3"/>
       </w:pPr>
-      <w:bookmarkStart w:id="27" w:name="justin-martyr"/>
       <w:r>
         <w:t xml:space="preserve">1.6 Justin Martyr</w:t>
       </w:r>
-      <w:bookmarkEnd w:id="27"/>
     </w:p>
     <w:p>
       <w:pPr>
@@ -1101,6 +1119,7 @@
       </w:pPr>
       <w:r>
         <w:rPr>
+          <w:bCs/>
           <w:b/>
         </w:rPr>
         <w:t xml:space="preserve">Visibility:</w:t>
@@ -1122,6 +1141,7 @@
       </w:pPr>
       <w:r>
         <w:rPr>
+          <w:bCs/>
           <w:b/>
         </w:rPr>
         <w:t xml:space="preserve">Representativeness:</w:t>
@@ -1143,6 +1163,7 @@
       </w:pPr>
       <w:r>
         <w:rPr>
+          <w:bCs/>
           <w:b/>
         </w:rPr>
         <w:t xml:space="preserve">Influence:</w:t>
@@ -1164,6 +1185,7 @@
       </w:pPr>
       <w:r>
         <w:rPr>
+          <w:bCs/>
           <w:b/>
         </w:rPr>
         <w:t xml:space="preserve">Limitations:</w:t>
@@ -1185,6 +1207,7 @@
       </w:pPr>
       <w:r>
         <w:rPr>
+          <w:bCs/>
           <w:b/>
         </w:rPr>
         <w:t xml:space="preserve">Transmission History:</w:t>
@@ -1200,20 +1223,21 @@
       </w:r>
       <w:r>
         <w:rPr>
+          <w:iCs/>
           <w:i/>
         </w:rPr>
         <w:t xml:space="preserve">[Confidence on dating: Widely Accepted, the strongest anchor in this set. Confidence on representativeness of the liturgical description: Contested.]</w:t>
       </w:r>
     </w:p>
+    <w:bookmarkEnd w:id="25"/>
+    <w:bookmarkStart w:id="26" w:name="X9b7971fe6cb870bd6d72cbf0c09358958b1bbbe"/>
     <w:p>
       <w:pPr>
         <w:pStyle w:val="Heading3"/>
       </w:pPr>
-      <w:bookmarkStart w:id="28" w:name="X9b7971fe6cb870bd6d72cbf0c09358958b1bbbe"/>
       <w:r>
         <w:t xml:space="preserve">1.7 Excluded canonical material: the Pastoral Epistles (1–2 Timothy, Titus) — added at Step 9 Validation &amp; Testing (2026-07-08)</w:t>
       </w:r>
-      <w:bookmarkEnd w:id="28"/>
     </w:p>
     <w:p>
       <w:pPr>
@@ -1238,6 +1262,7 @@
       </w:pPr>
       <w:r>
         <w:rPr>
+          <w:bCs/>
           <w:b/>
         </w:rPr>
         <w:t xml:space="preserve">Two independent grounds, either sufficient on its own.</w:t>
@@ -1249,6 +1274,7 @@
       </w:pPr>
       <w:r>
         <w:rPr>
+          <w:iCs/>
           <w:i/>
         </w:rPr>
         <w:t xml:space="preserve">Authorial-voice category mismatch.</w:t>
@@ -1266,6 +1292,7 @@
       </w:pPr>
       <w:r>
         <w:rPr>
+          <w:iCs/>
           <w:i/>
         </w:rPr>
         <w:t xml:space="preserve">Canon-formation trajectory versus occasional correspondence.</w:t>
@@ -1283,6 +1310,7 @@
       </w:pPr>
       <w:r>
         <w:rPr>
+          <w:bCs/>
           <w:b/>
         </w:rPr>
         <w:t xml:space="preserve">What this does not claim.</w:t>
@@ -1298,20 +1326,21 @@
       </w:r>
       <w:r>
         <w:rPr>
+          <w:iCs/>
           <w:i/>
         </w:rPr>
         <w:t xml:space="preserve">[Confidence: the authorial-voice and canon-trajectory distinctions themselves are Documented — a direct reading of how these texts present themselves and were received; the specific composition-dating question for the Pastorals is Contested and not adjudicated here.]</w:t>
       </w:r>
     </w:p>
+    <w:bookmarkEnd w:id="26"/>
+    <w:bookmarkStart w:id="27" w:name="X333a0b7d66633ef79feae958091a5bb4e7ccef7"/>
     <w:p>
       <w:pPr>
         <w:pStyle w:val="Heading3"/>
       </w:pPr>
-      <w:bookmarkStart w:id="29" w:name="X333a0b7d66633ef79feae958091a5bb4e7ccef7"/>
       <w:r>
         <w:t xml:space="preserve">1.8 Aggregate Author Gravity accounting: Ignatius — added at Step 9 Validation &amp; Testing (2026-07-08)</w:t>
       </w:r>
-      <w:bookmarkEnd w:id="29"/>
     </w:p>
     <w:p>
       <w:pPr>
@@ -1336,6 +1365,7 @@
       </w:pPr>
       <w:r>
         <w:rPr>
+          <w:bCs/>
           <w:b/>
         </w:rPr>
         <w:t xml:space="preserve">Summed across the build:</w:t>
@@ -1398,6 +1428,7 @@
       </w:pPr>
       <w:r>
         <w:rPr>
+          <w:bCs/>
           <w:b/>
         </w:rPr>
         <w:t xml:space="preserve">A compounding risk not previously connected to this accounting:</w:t>
@@ -1415,6 +1446,7 @@
       </w:pPr>
       <w:r>
         <w:rPr>
+          <w:bCs/>
           <w:b/>
         </w:rPr>
         <w:t xml:space="preserve">What this does not mean.</w:t>
@@ -1430,30 +1462,35 @@
       </w:r>
       <w:r>
         <w:rPr>
+          <w:iCs/>
           <w:i/>
         </w:rPr>
         <w:t xml:space="preserve">[Confidence: the per-gravity, per-story, and per-term dependency facts summed above are each independently Documented in their own source document; the aggregate characterization (</w:t>
       </w:r>
       <w:r>
         <w:rPr>
-          <w:i/>
-        </w:rPr>
-        <w:t xml:space="preserve">“</w:t>
-      </w:r>
-      <w:r>
-        <w:rPr>
+          <w:iCs/>
+          <w:i/>
+        </w:rPr>
+        <w:t xml:space="preserve">“</w:t>
+      </w:r>
+      <w:r>
+        <w:rPr>
+          <w:iCs/>
           <w:i/>
         </w:rPr>
         <w:t xml:space="preserve">nearly all… vivid content is Ignatian</w:t>
       </w:r>
       <w:r>
         <w:rPr>
-          <w:i/>
-        </w:rPr>
-        <w:t xml:space="preserve">”</w:t>
-      </w:r>
-      <w:r>
-        <w:rPr>
+          <w:iCs/>
+          <w:i/>
+        </w:rPr>
+        <w:t xml:space="preserve">”</w:t>
+      </w:r>
+      <w:r>
+        <w:rPr>
+          <w:iCs/>
           <w:i/>
         </w:rPr>
         <w:t xml:space="preserve">) is this document’s own synthesis of already-disclosed facts, not a new independent finding.]</w:t>
@@ -1466,15 +1503,16 @@
         </w:pict>
       </w:r>
     </w:p>
+    <w:bookmarkEnd w:id="27"/>
+    <w:bookmarkEnd w:id="28"/>
+    <w:bookmarkStart w:id="29" w:name="Xe8c1daee70a22d0654e80dd5e089c4a3c13a33b"/>
     <w:p>
       <w:pPr>
         <w:pStyle w:val="Heading2"/>
       </w:pPr>
-      <w:bookmarkStart w:id="30" w:name="Xe8c1daee70a22d0654e80dd5e089c4a3c13a33b"/>
       <w:r>
         <w:t xml:space="preserve">2. Secondary Voices — Secondary Scholarship Assessment</w:t>
       </w:r>
-      <w:bookmarkEnd w:id="30"/>
     </w:p>
     <w:p>
       <w:pPr>
@@ -1505,6 +1543,7 @@
       </w:pPr>
       <w:r>
         <w:rPr>
+          <w:bCs/>
           <w:b/>
         </w:rPr>
         <w:t xml:space="preserve">General/synthetic treatments:</w:t>
@@ -1520,6 +1559,7 @@
       </w:r>
       <w:r>
         <w:rPr>
+          <w:iCs/>
           <w:i/>
         </w:rPr>
         <w:t xml:space="preserve">The Churches the Apostles Left Behind</w:t>
@@ -1535,6 +1575,7 @@
       </w:r>
       <w:r>
         <w:rPr>
+          <w:iCs/>
           <w:i/>
         </w:rPr>
         <w:t xml:space="preserve">Apostolic Fathers</w:t>
@@ -1550,6 +1591,7 @@
       </w:r>
       <w:r>
         <w:rPr>
+          <w:iCs/>
           <w:i/>
         </w:rPr>
         <w:t xml:space="preserve">Lost Christianities</w:t>
@@ -1565,6 +1607,7 @@
       </w:r>
       <w:r>
         <w:rPr>
+          <w:iCs/>
           <w:i/>
         </w:rPr>
         <w:t xml:space="preserve">Apostolic Fathers</w:t>
@@ -1580,6 +1623,7 @@
       </w:r>
       <w:r>
         <w:rPr>
+          <w:iCs/>
           <w:i/>
         </w:rPr>
         <w:t xml:space="preserve">Lord Jesus Christ</w:t>
@@ -1595,6 +1639,7 @@
       </w:r>
       <w:r>
         <w:rPr>
+          <w:iCs/>
           <w:i/>
         </w:rPr>
         <w:t xml:space="preserve">At the Origins of Christian Worship</w:t>
@@ -1612,6 +1657,7 @@
       </w:pPr>
       <w:r>
         <w:rPr>
+          <w:bCs/>
           <w:b/>
         </w:rPr>
         <w:t xml:space="preserve">Roman Christianity:</w:t>
@@ -1627,6 +1673,7 @@
       </w:r>
       <w:r>
         <w:rPr>
+          <w:iCs/>
           <w:i/>
         </w:rPr>
         <w:t xml:space="preserve">From Paul to Valentinus</w:t>
@@ -1644,6 +1691,7 @@
       </w:pPr>
       <w:r>
         <w:rPr>
+          <w:bCs/>
           <w:b/>
         </w:rPr>
         <w:t xml:space="preserve">Ignatius/Antioch/Asia Minor:</w:t>
@@ -1659,6 +1707,7 @@
       </w:r>
       <w:r>
         <w:rPr>
+          <w:bCs/>
           <w:b/>
         </w:rPr>
         <w:t xml:space="preserve">Flag:</w:t>
@@ -1671,6 +1720,7 @@
       </w:r>
       <w:r>
         <w:rPr>
+          <w:iCs/>
           <w:i/>
         </w:rPr>
         <w:t xml:space="preserve">Constantine and Eusebius</w:t>
@@ -1683,6 +1733,7 @@
       </w:r>
       <w:r>
         <w:rPr>
+          <w:iCs/>
           <w:i/>
         </w:rPr>
         <w:t xml:space="preserve">Athanasius and Constantius</w:t>
@@ -1715,6 +1766,7 @@
       </w:pPr>
       <w:r>
         <w:rPr>
+          <w:bCs/>
           <w:b/>
         </w:rPr>
         <w:t xml:space="preserve">Household/social structure:</w:t>
@@ -1730,6 +1782,7 @@
       </w:r>
       <w:r>
         <w:rPr>
+          <w:iCs/>
           <w:i/>
         </w:rPr>
         <w:t xml:space="preserve">The First Urban Christians</w:t>
@@ -1747,6 +1800,7 @@
       </w:pPr>
       <w:r>
         <w:rPr>
+          <w:bCs/>
           <w:b/>
         </w:rPr>
         <w:t xml:space="preserve">Didache scholarship:</w:t>
@@ -1762,6 +1816,7 @@
       </w:r>
       <w:r>
         <w:rPr>
+          <w:bCs/>
           <w:b/>
         </w:rPr>
         <w:t xml:space="preserve">Flag:</w:t>
@@ -1779,6 +1834,7 @@
       </w:pPr>
       <w:r>
         <w:rPr>
+          <w:bCs/>
           <w:b/>
         </w:rPr>
         <w:t xml:space="preserve">Misattribution risks flagged for this world, per the skill’s explicit requirement to verify rather than assume:</w:t>
@@ -1794,6 +1850,7 @@
       </w:r>
       <w:r>
         <w:rPr>
+          <w:bCs/>
           <w:b/>
         </w:rPr>
         <w:t xml:space="preserve">G.W.H. Lampe (Cambridge, d. 1980) vs. Peter Lampe</w:t>
@@ -1809,6 +1866,7 @@
       </w:r>
       <w:r>
         <w:rPr>
+          <w:iCs/>
           <w:i/>
         </w:rPr>
         <w:t xml:space="preserve">A Patristic Greek Lexicon</w:t>
@@ -1845,6 +1903,7 @@
       </w:r>
       <w:r>
         <w:rPr>
+          <w:bCs/>
           <w:b/>
         </w:rPr>
         <w:t xml:space="preserve">Andrew Louth</w:t>
@@ -1866,6 +1925,7 @@
       </w:r>
       <w:r>
         <w:rPr>
+          <w:bCs/>
           <w:b/>
         </w:rPr>
         <w:t xml:space="preserve">Frances Young</w:t>
@@ -1881,6 +1941,7 @@
       </w:r>
       <w:r>
         <w:rPr>
+          <w:iCs/>
           <w:i/>
         </w:rPr>
         <w:t xml:space="preserve">From Nicaea to Chalcedon</w:t>
@@ -1920,6 +1981,7 @@
       </w:r>
       <w:r>
         <w:rPr>
+          <w:bCs/>
           <w:b/>
         </w:rPr>
         <w:t xml:space="preserve">J.N.D. Kelly</w:t>
@@ -1935,6 +1997,7 @@
       </w:r>
       <w:r>
         <w:rPr>
+          <w:iCs/>
           <w:i/>
         </w:rPr>
         <w:t xml:space="preserve">Early Christian Doctrines</w:t>
@@ -1956,6 +2019,7 @@
       </w:r>
       <w:r>
         <w:rPr>
+          <w:bCs/>
           <w:b/>
         </w:rPr>
         <w:t xml:space="preserve">Henry Chadwick</w:t>
@@ -1974,15 +2038,15 @@
         </w:pict>
       </w:r>
     </w:p>
+    <w:bookmarkEnd w:id="29"/>
+    <w:bookmarkStart w:id="30" w:name="institutional-evidence"/>
     <w:p>
       <w:pPr>
         <w:pStyle w:val="Heading2"/>
       </w:pPr>
-      <w:bookmarkStart w:id="31" w:name="institutional-evidence"/>
       <w:r>
         <w:t xml:space="preserve">3. Institutional Evidence</w:t>
       </w:r>
-      <w:bookmarkEnd w:id="31"/>
     </w:p>
     <w:p>
       <w:pPr>
@@ -1996,6 +2060,7 @@
       </w:r>
       <w:r>
         <w:rPr>
+          <w:iCs/>
           <w:i/>
         </w:rPr>
         <w:t xml:space="preserve">[Documented that these texts contain this content; Widely Accepted that Did. 15:1 marks a transitional moment away from itinerant ministry, per the scholarly consensus Doc_02’s own secondary-voice assessment (Section 2) draws on.]</w:t>
@@ -2013,6 +2078,7 @@
       </w:r>
       <w:r>
         <w:rPr>
+          <w:iCs/>
           <w:i/>
         </w:rPr>
         <w:t xml:space="preserve">[Documented that no institutional self-documentation survives; Inferential-Thin as to why — the legal-risk explanation offered in Section 9 below is this document’s own inference, not a directly-attested cause.]</w:t>
@@ -2025,15 +2091,15 @@
         </w:pict>
       </w:r>
     </w:p>
+    <w:bookmarkEnd w:id="30"/>
+    <w:bookmarkStart w:id="31" w:name="liturgical-evidence"/>
     <w:p>
       <w:pPr>
         <w:pStyle w:val="Heading2"/>
       </w:pPr>
-      <w:bookmarkStart w:id="32" w:name="liturgical-evidence"/>
       <w:r>
         <w:t xml:space="preserve">4. Liturgical Evidence</w:t>
       </w:r>
-      <w:bookmarkEnd w:id="32"/>
     </w:p>
     <w:p>
       <w:pPr>
@@ -2047,6 +2113,7 @@
       </w:r>
       <w:r>
         <w:rPr>
+          <w:iCs/>
           <w:i/>
         </w:rPr>
         <w:t xml:space="preserve">First Apology</w:t>
@@ -2080,6 +2147,7 @@
       </w:r>
       <w:r>
         <w:rPr>
+          <w:iCs/>
           <w:i/>
         </w:rPr>
         <w:t xml:space="preserve">[Widely Accepted as an accurate description of Roman practice; Contested as a network-wide template — see Bradshaw’s diversity thesis above.]</w:t>
@@ -2090,19 +2158,7 @@
         <w:pStyle w:val="BodyText"/>
       </w:pPr>
       <w:r>
-        <w:t xml:space="preserve">The Didache (chs. 7–10, 14) gives an independent, textually earlier-feeling liturgical layer —</w:t>
-      </w:r>
-      <w:r>
-        <w:t xml:space="preserve"> </w:t>
-      </w:r>
-      <w:r>
-        <w:rPr>
-          <w:b/>
-        </w:rPr>
-        <w:t xml:space="preserve">read here with the Section 1.1 representativeness caveat kept in view throughout, not only as a trailing bracket, per round-4 review’s note that the hedge should not be separable from the claim it qualifies</w:t>
-      </w:r>
-      <w:r>
-        <w:t xml:space="preserve">: baptism in running water preferred, pouring as an explicit fallback; a cup-before-bread eucharistic order with no institution narrative at all (strikingly different from later, Pauline-institution-narrative-based liturgies); Wednesday/Friday fasting explicitly distinguished from</w:t>
+        <w:t xml:space="preserve">The Didache (chs. 7–10, 14) gives an independent, textually earlier-feeling liturgical layer — read here with the Section 1.1 representativeness caveat kept in view throughout, not only as a trailing bracket, since the hedge should not be separable from the claim it qualifies: baptism in running water preferred, pouring as an explicit fallback; a cup-before-bread eucharistic order with no institution narrative at all (strikingly different from later, Pauline-institution-narrative-based liturgies); Wednesday/Friday fasting explicitly distinguished from</w:t>
       </w:r>
       <w:r>
         <w:t xml:space="preserve"> </w:t>
@@ -2145,6 +2201,7 @@
       </w:r>
       <w:r>
         <w:rPr>
+          <w:iCs/>
           <w:i/>
         </w:rPr>
         <w:t xml:space="preserve">[Contested, both on dating and on how far this can be generalized beyond its likely single community of origin — McGowan’s reading should not be taken as carrying more confidence than Section 1.1’s own representativeness tag licenses.]</w:t>
@@ -2180,6 +2237,7 @@
       </w:r>
       <w:r>
         <w:rPr>
+          <w:iCs/>
           <w:i/>
         </w:rPr>
         <w:t xml:space="preserve">[Contested as direct liturgical evidence; Widely Accepted as evidence of how Rome argued for legitimate order.]</w:t>
@@ -2230,6 +2288,7 @@
       </w:r>
       <w:r>
         <w:rPr>
+          <w:iCs/>
           <w:i/>
         </w:rPr>
         <w:t xml:space="preserve">hetaeriae</w:t>
@@ -2242,6 +2301,7 @@
       </w:r>
       <w:r>
         <w:rPr>
+          <w:iCs/>
           <w:i/>
         </w:rPr>
         <w:t xml:space="preserve">ministrae</w:t>
@@ -2254,42 +2314,49 @@
       </w:r>
       <w:r>
         <w:rPr>
+          <w:iCs/>
           <w:i/>
         </w:rPr>
         <w:t xml:space="preserve">[Documented that Pliny wrote this; Contested on what the</w:t>
       </w:r>
       <w:r>
         <w:rPr>
-          <w:i/>
-        </w:rPr>
-        <w:t xml:space="preserve"> </w:t>
-      </w:r>
-      <w:r>
-        <w:rPr>
-          <w:i/>
-        </w:rPr>
-        <w:t xml:space="preserve">“</w:t>
-      </w:r>
-      <w:r>
-        <w:rPr>
+          <w:iCs/>
+          <w:i/>
+        </w:rPr>
+        <w:t xml:space="preserve"> </w:t>
+      </w:r>
+      <w:r>
+        <w:rPr>
+          <w:iCs/>
+          <w:i/>
+        </w:rPr>
+        <w:t xml:space="preserve">“</w:t>
+      </w:r>
+      <w:r>
+        <w:rPr>
+          <w:iCs/>
           <w:i/>
         </w:rPr>
         <w:t xml:space="preserve">meal</w:t>
       </w:r>
       <w:r>
         <w:rPr>
-          <w:i/>
-        </w:rPr>
-        <w:t xml:space="preserve">”</w:t>
-      </w:r>
-      <w:r>
-        <w:rPr>
-          <w:i/>
-        </w:rPr>
-        <w:t xml:space="preserve"> </w:t>
-      </w:r>
-      <w:r>
-        <w:rPr>
+          <w:iCs/>
+          <w:i/>
+        </w:rPr>
+        <w:t xml:space="preserve">”</w:t>
+      </w:r>
+      <w:r>
+        <w:rPr>
+          <w:iCs/>
+          <w:i/>
+        </w:rPr>
+        <w:t xml:space="preserve"> </w:t>
+      </w:r>
+      <w:r>
+        <w:rPr>
+          <w:iCs/>
           <w:i/>
         </w:rPr>
         <w:t xml:space="preserve">specifically was; the torture-derived nature of the testimony is a standing limitation, not merely a footnote.]</w:t>
@@ -2307,6 +2374,7 @@
       </w:r>
       <w:r>
         <w:rPr>
+          <w:iCs/>
           <w:i/>
         </w:rPr>
         <w:t xml:space="preserve">Philadelphians</w:t>
@@ -2352,6 +2420,7 @@
       </w:r>
       <w:r>
         <w:rPr>
+          <w:iCs/>
           <w:i/>
         </w:rPr>
         <w:t xml:space="preserve">Smyrnaeans</w:t>
@@ -2367,6 +2436,7 @@
       </w:r>
       <w:r>
         <w:rPr>
+          <w:bCs/>
           <w:b/>
         </w:rPr>
         <w:t xml:space="preserve">Corrected this revision</w:t>
@@ -2400,6 +2470,7 @@
       </w:r>
       <w:r>
         <w:rPr>
+          <w:iCs/>
           <w:i/>
         </w:rPr>
         <w:t xml:space="preserve">Smyrnaeans</w:t>
@@ -2417,6 +2488,7 @@
       </w:pPr>
       <w:r>
         <w:rPr>
+          <w:bCs/>
           <w:b/>
         </w:rPr>
         <w:t xml:space="preserve">Correction, new primary-text engagement performed at this revision:</w:t>
@@ -2426,6 +2498,7 @@
       </w:r>
       <w:r>
         <w:rPr>
+          <w:iCs/>
           <w:i/>
         </w:rPr>
         <w:t xml:space="preserve">Smyrnaeans</w:t>
@@ -2513,6 +2586,7 @@
       </w:r>
       <w:r>
         <w:rPr>
+          <w:iCs/>
           <w:i/>
         </w:rPr>
         <w:t xml:space="preserve">no</w:t>
@@ -2546,36 +2620,42 @@
       </w:r>
       <w:r>
         <w:rPr>
+          <w:iCs/>
           <w:i/>
         </w:rPr>
         <w:t xml:space="preserve">[Documented that Ignatius uses this term in this passage; Contested/unresolved how this practice relates to Pliny’s</w:t>
       </w:r>
       <w:r>
         <w:rPr>
-          <w:i/>
-        </w:rPr>
-        <w:t xml:space="preserve"> </w:t>
-      </w:r>
-      <w:r>
-        <w:rPr>
-          <w:i/>
-        </w:rPr>
-        <w:t xml:space="preserve">“</w:t>
-      </w:r>
-      <w:r>
-        <w:rPr>
+          <w:iCs/>
+          <w:i/>
+        </w:rPr>
+        <w:t xml:space="preserve"> </w:t>
+      </w:r>
+      <w:r>
+        <w:rPr>
+          <w:iCs/>
+          <w:i/>
+        </w:rPr>
+        <w:t xml:space="preserve">“</w:t>
+      </w:r>
+      <w:r>
+        <w:rPr>
+          <w:iCs/>
           <w:i/>
         </w:rPr>
         <w:t xml:space="preserve">ordinary meal.</w:t>
       </w:r>
       <w:r>
         <w:rPr>
-          <w:i/>
-        </w:rPr>
-        <w:t xml:space="preserve">”</w:t>
-      </w:r>
-      <w:r>
-        <w:rPr>
+          <w:iCs/>
+          <w:i/>
+        </w:rPr>
+        <w:t xml:space="preserve">”</w:t>
+      </w:r>
+      <w:r>
+        <w:rPr>
+          <w:iCs/>
           <w:i/>
         </w:rPr>
         <w:t xml:space="preserve">]</w:t>
@@ -2587,6 +2667,7 @@
       </w:pPr>
       <w:r>
         <w:rPr>
+          <w:bCs/>
           <w:b/>
         </w:rPr>
         <w:t xml:space="preserve">Overall calibration for this section:</w:t>
@@ -2602,45 +2683,52 @@
       </w:r>
       <w:r>
         <w:rPr>
-          <w:i/>
-        </w:rPr>
-        <w:t xml:space="preserve">[Confidence tag added per round-5 review, which correctly noted this document’s own five-level vocabulary includes</w:t>
-      </w:r>
-      <w:r>
-        <w:rPr>
-          <w:i/>
-        </w:rPr>
-        <w:t xml:space="preserve"> </w:t>
-      </w:r>
-      <w:r>
-        <w:rPr>
-          <w:i/>
-        </w:rPr>
-        <w:t xml:space="preserve">“</w:t>
-      </w:r>
-      <w:r>
-        <w:rPr>
+          <w:iCs/>
+          <w:i/>
+        </w:rPr>
+        <w:t xml:space="preserve">[Confidence tag: this document’s own five-level vocabulary includes</w:t>
+      </w:r>
+      <w:r>
+        <w:rPr>
+          <w:iCs/>
+          <w:i/>
+        </w:rPr>
+        <w:t xml:space="preserve"> </w:t>
+      </w:r>
+      <w:r>
+        <w:rPr>
+          <w:iCs/>
+          <w:i/>
+        </w:rPr>
+        <w:t xml:space="preserve">“</w:t>
+      </w:r>
+      <w:r>
+        <w:rPr>
+          <w:iCs/>
           <w:i/>
         </w:rPr>
         <w:t xml:space="preserve">Dominant Modern Reconstruction</w:t>
       </w:r>
       <w:r>
         <w:rPr>
-          <w:i/>
-        </w:rPr>
-        <w:t xml:space="preserve">”</w:t>
-      </w:r>
-      <w:r>
-        <w:rPr>
-          <w:i/>
-        </w:rPr>
-        <w:t xml:space="preserve"> </w:t>
-      </w:r>
-      <w:r>
-        <w:rPr>
-          <w:i/>
-        </w:rPr>
-        <w:t xml:space="preserve">but this document had never used it: the diversity-first reading itself is Dominant Modern Reconstruction – a majority current scholarly position with real, named minority dissent (Ferguson), distinct from Widely Accepted’s near-consensus and from Contested’s live even split. Individual sub-claims within this reading (e.g., the Didache’s own specific dating/generalizability) remain separately tagged Contested/Inferential-Thin as before – this tag applies to the overall diversity-vs-common-core framing choice, not to every claim beneath it.]</w:t>
+          <w:iCs/>
+          <w:i/>
+        </w:rPr>
+        <w:t xml:space="preserve">”</w:t>
+      </w:r>
+      <w:r>
+        <w:rPr>
+          <w:iCs/>
+          <w:i/>
+        </w:rPr>
+        <w:t xml:space="preserve"> </w:t>
+      </w:r>
+      <w:r>
+        <w:rPr>
+          <w:iCs/>
+          <w:i/>
+        </w:rPr>
+        <w:t xml:space="preserve">– the diversity-first reading itself is Dominant Modern Reconstruction, a majority current scholarly position with real, named minority dissent (Ferguson), distinct from Widely Accepted’s near-consensus and from Contested’s live even split. Individual sub-claims within this reading (e.g., the Didache’s own specific dating/generalizability) remain separately tagged Contested/Inferential-Thin, since this tag applies to the overall diversity-vs-common-core framing choice, not to every claim beneath it.]</w:t>
       </w:r>
     </w:p>
     <w:p>
@@ -2650,15 +2738,15 @@
         </w:pict>
       </w:r>
     </w:p>
+    <w:bookmarkEnd w:id="31"/>
+    <w:bookmarkStart w:id="32" w:name="material-evidence"/>
     <w:p>
       <w:pPr>
         <w:pStyle w:val="Heading2"/>
       </w:pPr>
-      <w:bookmarkStart w:id="33" w:name="material-evidence"/>
       <w:r>
         <w:t xml:space="preserve">5. Material Evidence</w:t>
       </w:r>
-      <w:bookmarkEnd w:id="33"/>
     </w:p>
     <w:p>
       <w:pPr>
@@ -2704,6 +2792,7 @@
       </w:pPr>
       <w:r>
         <w:rPr>
+          <w:bCs/>
           <w:b/>
         </w:rPr>
         <w:t xml:space="preserve">Architecture:</w:t>
@@ -2716,6 +2805,7 @@
       </w:r>
       <w:r>
         <w:rPr>
+          <w:iCs/>
           <w:i/>
         </w:rPr>
         <w:t xml:space="preserve">domus ecclesiae</w:t>
@@ -2728,6 +2818,7 @@
       </w:r>
       <w:r>
         <w:rPr>
+          <w:iCs/>
           <w:i/>
         </w:rPr>
         <w:t xml:space="preserve">domus ecclesiae</w:t>
@@ -2743,6 +2834,7 @@
       </w:r>
       <w:r>
         <w:rPr>
+          <w:iCs/>
           <w:i/>
         </w:rPr>
         <w:t xml:space="preserve">tituli</w:t>
@@ -2764,6 +2856,7 @@
       </w:pPr>
       <w:r>
         <w:rPr>
+          <w:bCs/>
           <w:b/>
         </w:rPr>
         <w:t xml:space="preserve">Funerary evidence:</w:t>
@@ -2785,6 +2878,7 @@
       </w:pPr>
       <w:r>
         <w:rPr>
+          <w:bCs/>
           <w:b/>
         </w:rPr>
         <w:t xml:space="preserve">Epigraphy:</w:t>
@@ -2793,19 +2887,7 @@
         <w:t xml:space="preserve"> </w:t>
       </w:r>
       <w:r>
-        <w:t xml:space="preserve">The best candidate, the Abercius inscription (Hierapolis, Phrygia), is dated c. 192–216 CE — right at or just after this world’s own boundary — and is written in coded, non-explicit language. A 19th-century historiographic dispute existed over whether it is even Christian (Cybele/Attis-priest epitaph theories from Ficker and Dieterich);</w:t>
-      </w:r>
-      <w:r>
-        <w:t xml:space="preserve"> </w:t>
-      </w:r>
-      <w:r>
-        <w:rPr>
-          <w:b/>
-        </w:rPr>
-        <w:t xml:space="preserve">recalibrated per round-4 review</w:t>
-      </w:r>
-      <w:r>
-        <w:t xml:space="preserve">, current mainstream scholarship treats those alternative readings as largely refuted and leans toward accepting the Christian identification as fairly secure, though the coded language means no unambiguous, explicit Christian inscription is securely dated before 200 CE regardless of the Abercius question specifically.</w:t>
+        <w:t xml:space="preserve">The best candidate, the Abercius inscription (Hierapolis, Phrygia), is dated c. 192–216 CE — right at or just after this world’s own boundary — and is written in coded, non-explicit language. A 19th-century historiographic dispute existed over whether it is even Christian (Cybele/Attis-priest epitaph theories from Ficker and Dieterich); current mainstream scholarship treats those alternative readings as largely refuted and leans toward accepting the Christian identification as fairly secure, though the coded language means no unambiguous, explicit Christian inscription is securely dated before 200 CE regardless of the Abercius question specifically.</w:t>
       </w:r>
     </w:p>
     <w:p>
@@ -2818,6 +2900,7 @@
       </w:pPr>
       <w:r>
         <w:rPr>
+          <w:bCs/>
           <w:b/>
         </w:rPr>
         <w:t xml:space="preserve">Papyrology/numismatics:</w:t>
@@ -2853,6 +2936,7 @@
       </w:pPr>
       <w:r>
         <w:rPr>
+          <w:bCs/>
           <w:b/>
         </w:rPr>
         <w:t xml:space="preserve">Disposition:</w:t>
@@ -2871,15 +2955,15 @@
         </w:pict>
       </w:r>
     </w:p>
+    <w:bookmarkEnd w:id="32"/>
+    <w:bookmarkStart w:id="33" w:name="X409a77cb408402a3d5036bc3c8237f84e9b1c83"/>
     <w:p>
       <w:pPr>
         <w:pStyle w:val="Heading2"/>
       </w:pPr>
-      <w:bookmarkStart w:id="34" w:name="X409a77cb408402a3d5036bc3c8237f84e9b1c83"/>
       <w:r>
         <w:t xml:space="preserve">6. Ordinary Participant Evidence and Outside Witnesses</w:t>
       </w:r>
-      <w:bookmarkEnd w:id="34"/>
     </w:p>
     <w:p>
       <w:pPr>
@@ -2899,31 +2983,37 @@
       </w:pPr>
       <w:r>
         <w:rPr>
+          <w:bCs/>
           <w:b/>
         </w:rPr>
         <w:t xml:space="preserve">Pliny the Younger,</w:t>
       </w:r>
       <w:r>
         <w:rPr>
-          <w:b/>
-        </w:rPr>
-        <w:t xml:space="preserve"> </w:t>
-      </w:r>
-      <w:r>
-        <w:rPr>
-          <w:i/>
+          <w:bCs/>
+          <w:b/>
+        </w:rPr>
+        <w:t xml:space="preserve"> </w:t>
+      </w:r>
+      <w:r>
+        <w:rPr>
+          <w:iCs/>
+          <w:i/>
+          <w:bCs/>
           <w:b/>
         </w:rPr>
         <w:t xml:space="preserve">Letters</w:t>
       </w:r>
       <w:r>
         <w:rPr>
-          <w:b/>
-        </w:rPr>
-        <w:t xml:space="preserve"> </w:t>
-      </w:r>
-      <w:r>
-        <w:rPr>
+          <w:bCs/>
+          <w:b/>
+        </w:rPr>
+        <w:t xml:space="preserve"> </w:t>
+      </w:r>
+      <w:r>
+        <w:rPr>
+          <w:bCs/>
           <w:b/>
         </w:rPr>
         <w:t xml:space="preserve">10.96–97</w:t>
@@ -2939,6 +3029,7 @@
       </w:r>
       <w:r>
         <w:rPr>
+          <w:iCs/>
           <w:i/>
         </w:rPr>
         <w:t xml:space="preserve">superstitio</w:t>
@@ -2954,6 +3045,7 @@
       </w:r>
       <w:r>
         <w:rPr>
+          <w:iCs/>
           <w:i/>
         </w:rPr>
         <w:t xml:space="preserve">[Documented as a text; Contested/limited as a reliable window into internal Christian experience.]</w:t>
@@ -2969,31 +3061,37 @@
       </w:pPr>
       <w:r>
         <w:rPr>
+          <w:bCs/>
           <w:b/>
         </w:rPr>
         <w:t xml:space="preserve">Tacitus,</w:t>
       </w:r>
       <w:r>
         <w:rPr>
-          <w:b/>
-        </w:rPr>
-        <w:t xml:space="preserve"> </w:t>
-      </w:r>
-      <w:r>
-        <w:rPr>
-          <w:i/>
+          <w:bCs/>
+          <w:b/>
+        </w:rPr>
+        <w:t xml:space="preserve"> </w:t>
+      </w:r>
+      <w:r>
+        <w:rPr>
+          <w:iCs/>
+          <w:i/>
+          <w:bCs/>
           <w:b/>
         </w:rPr>
         <w:t xml:space="preserve">Annals</w:t>
       </w:r>
       <w:r>
         <w:rPr>
-          <w:b/>
-        </w:rPr>
-        <w:t xml:space="preserve"> </w:t>
-      </w:r>
-      <w:r>
-        <w:rPr>
+          <w:bCs/>
+          <w:b/>
+        </w:rPr>
+        <w:t xml:space="preserve"> </w:t>
+      </w:r>
+      <w:r>
+        <w:rPr>
+          <w:bCs/>
           <w:b/>
         </w:rPr>
         <w:t xml:space="preserve">15.44</w:t>
@@ -3045,6 +3143,7 @@
       </w:r>
       <w:r>
         <w:rPr>
+          <w:iCs/>
           <w:i/>
         </w:rPr>
         <w:t xml:space="preserve">as a named group</w:t>
@@ -3060,6 +3159,7 @@
       </w:r>
       <w:r>
         <w:rPr>
+          <w:iCs/>
           <w:i/>
         </w:rPr>
         <w:t xml:space="preserve">[Documented as authentic text; Contested on the specific historical event it describes.]</w:t>
@@ -3075,6 +3175,7 @@
       </w:pPr>
       <w:r>
         <w:rPr>
+          <w:bCs/>
           <w:b/>
         </w:rPr>
         <w:t xml:space="preserve">Suetonius</w:t>
@@ -3090,6 +3191,7 @@
       </w:r>
       <w:r>
         <w:rPr>
+          <w:iCs/>
           <w:i/>
         </w:rPr>
         <w:t xml:space="preserve">Life of Claudius</w:t>
@@ -3141,6 +3243,7 @@
       </w:r>
       <w:r>
         <w:rPr>
+          <w:iCs/>
           <w:i/>
         </w:rPr>
         <w:t xml:space="preserve">Life of Nero</w:t>
@@ -3156,6 +3259,7 @@
       </w:r>
       <w:r>
         <w:rPr>
+          <w:iCs/>
           <w:i/>
         </w:rPr>
         <w:t xml:space="preserve">[Contested on the Chrestus identification; Inferential-Thin on the Nero 16.2/fire connection specifically.]</w:t>
@@ -3171,19 +3275,23 @@
       </w:pPr>
       <w:r>
         <w:rPr>
+          <w:bCs/>
           <w:b/>
         </w:rPr>
         <w:t xml:space="preserve">Lucian of Samosata,</w:t>
       </w:r>
       <w:r>
         <w:rPr>
-          <w:b/>
-        </w:rPr>
-        <w:t xml:space="preserve"> </w:t>
-      </w:r>
-      <w:r>
-        <w:rPr>
-          <w:i/>
+          <w:bCs/>
+          <w:b/>
+        </w:rPr>
+        <w:t xml:space="preserve"> </w:t>
+      </w:r>
+      <w:r>
+        <w:rPr>
+          <w:iCs/>
+          <w:i/>
+          <w:bCs/>
           <w:b/>
         </w:rPr>
         <w:t xml:space="preserve">The Passing of Peregrinus</w:t>
@@ -3210,28 +3318,14 @@
         <w:t xml:space="preserve"> </w:t>
       </w:r>
       <w:r>
-        <w:t xml:space="preserve">read aloud.</w:t>
-      </w:r>
-      <w:r>
-        <w:t xml:space="preserve"> </w:t>
-      </w:r>
-      <w:r>
-        <w:rPr>
-          <w:b/>
-        </w:rPr>
-        <w:t xml:space="preserve">Flagged per round-4 review:</w:t>
-      </w:r>
-      <w:r>
-        <w:t xml:space="preserve"> </w:t>
-      </w:r>
-      <w:r>
-        <w:t xml:space="preserve">the specific move of reading Tertullian’s later</w:t>
-      </w:r>
-      <w:r>
-        <w:t xml:space="preserve"> </w:t>
-      </w:r>
-      <w:r>
-        <w:rPr>
+        <w:t xml:space="preserve">read aloud. The specific move of reading Tertullian’s later</w:t>
+      </w:r>
+      <w:r>
+        <w:t xml:space="preserve"> </w:t>
+      </w:r>
+      <w:r>
+        <w:rPr>
+          <w:iCs/>
           <w:i/>
         </w:rPr>
         <w:t xml:space="preserve">Apology</w:t>
@@ -3247,42 +3341,49 @@
       </w:r>
       <w:r>
         <w:rPr>
+          <w:iCs/>
           <w:i/>
         </w:rPr>
         <w:t xml:space="preserve">[High confidence on mutual-aid/prisoner-care as a real underlying practice, attested independently in both texts; the specific characterization of</w:t>
       </w:r>
       <w:r>
         <w:rPr>
-          <w:i/>
-        </w:rPr>
-        <w:t xml:space="preserve"> </w:t>
-      </w:r>
-      <w:r>
-        <w:rPr>
-          <w:i/>
-        </w:rPr>
-        <w:t xml:space="preserve">“</w:t>
-      </w:r>
-      <w:r>
-        <w:rPr>
+          <w:iCs/>
+          <w:i/>
+        </w:rPr>
+        <w:t xml:space="preserve"> </w:t>
+      </w:r>
+      <w:r>
+        <w:rPr>
+          <w:iCs/>
+          <w:i/>
+        </w:rPr>
+        <w:t xml:space="preserve">“</w:t>
+      </w:r>
+      <w:r>
+        <w:rPr>
+          <w:iCs/>
           <w:i/>
         </w:rPr>
         <w:t xml:space="preserve">Peregrinus</w:t>
       </w:r>
       <w:r>
         <w:rPr>
-          <w:i/>
-        </w:rPr>
-        <w:t xml:space="preserve">”</w:t>
-      </w:r>
-      <w:r>
-        <w:rPr>
-          <w:i/>
-        </w:rPr>
-        <w:t xml:space="preserve"> </w:t>
-      </w:r>
-      <w:r>
-        <w:rPr>
+          <w:iCs/>
+          <w:i/>
+        </w:rPr>
+        <w:t xml:space="preserve">”</w:t>
+      </w:r>
+      <w:r>
+        <w:rPr>
+          <w:iCs/>
+          <w:i/>
+        </w:rPr>
+        <w:t xml:space="preserve"> </w:t>
+      </w:r>
+      <w:r>
+        <w:rPr>
+          <w:iCs/>
           <w:i/>
         </w:rPr>
         <w:t xml:space="preserve">himself is inseparable from Lucian’s explicit satirical intent; the Lucian-Tertullian connection specifically is this document’s own synthesis.]</w:t>
@@ -3295,15 +3396,15 @@
         </w:pict>
       </w:r>
     </w:p>
+    <w:bookmarkEnd w:id="33"/>
+    <w:bookmarkStart w:id="34" w:name="source-asymmetry-and-missing-voices"/>
     <w:p>
       <w:pPr>
         <w:pStyle w:val="Heading2"/>
       </w:pPr>
-      <w:bookmarkStart w:id="35" w:name="source-asymmetry-and-missing-voices"/>
       <w:r>
         <w:t xml:space="preserve">7. Source Asymmetry and Missing Voices</w:t>
       </w:r>
-      <w:bookmarkEnd w:id="35"/>
     </w:p>
     <w:p>
       <w:pPr>
@@ -3311,6 +3412,7 @@
       </w:pPr>
       <w:r>
         <w:rPr>
+          <w:bCs/>
           <w:b/>
         </w:rPr>
         <w:t xml:space="preserve">Women.</w:t>
@@ -3326,6 +3428,7 @@
       </w:r>
       <w:r>
         <w:rPr>
+          <w:iCs/>
           <w:i/>
         </w:rPr>
         <w:t xml:space="preserve">ministrae</w:t>
@@ -3358,6 +3461,7 @@
       </w:pPr>
       <w:r>
         <w:rPr>
+          <w:bCs/>
           <w:b/>
         </w:rPr>
         <w:t xml:space="preserve">Enslaved people.</w:t>
@@ -3375,6 +3479,7 @@
       </w:pPr>
       <w:r>
         <w:rPr>
+          <w:bCs/>
           <w:b/>
         </w:rPr>
         <w:t xml:space="preserve">Non-literate, non-elite members generally.</w:t>
@@ -3393,15 +3498,15 @@
         </w:pict>
       </w:r>
     </w:p>
+    <w:bookmarkEnd w:id="34"/>
+    <w:bookmarkStart w:id="35" w:name="affirmative-duty-constitution-article-20"/>
     <w:p>
       <w:pPr>
         <w:pStyle w:val="Heading2"/>
       </w:pPr>
-      <w:bookmarkStart w:id="36" w:name="affirmative-duty-constitution-article-20"/>
       <w:r>
         <w:t xml:space="preserve">8. Affirmative Duty (Constitution Article 20)</w:t>
       </w:r>
-      <w:bookmarkEnd w:id="36"/>
     </w:p>
     <w:p>
       <w:pPr>
@@ -3418,15 +3523,15 @@
         </w:pict>
       </w:r>
     </w:p>
+    <w:bookmarkEnd w:id="35"/>
+    <w:bookmarkStart w:id="36" w:name="X131361a23372aed2ec82f82f6b1d588d4e5a275"/>
     <w:p>
       <w:pPr>
         <w:pStyle w:val="Heading2"/>
       </w:pPr>
-      <w:bookmarkStart w:id="37" w:name="X131361a23372aed2ec82f82f6b1d588d4e5a275"/>
       <w:r>
         <w:t xml:space="preserve">9. Forces Lens Applied to Source Ecology (Forces Framework Step 2)</w:t>
       </w:r>
-      <w:bookmarkEnd w:id="37"/>
     </w:p>
     <w:p>
       <w:pPr>
@@ -3440,6 +3545,7 @@
       </w:r>
       <w:r>
         <w:rPr>
+          <w:iCs/>
           <w:i/>
         </w:rPr>
         <w:t xml:space="preserve">pertinacia</w:t>
@@ -3452,6 +3558,7 @@
       </w:r>
       <w:r>
         <w:rPr>
+          <w:iCs/>
           <w:i/>
         </w:rPr>
         <w:t xml:space="preserve">[Documented that Pliny’s letter and Ignatius’s own corpus attest state pressure directly; Inferential-Thin on the institutional-silence-as-legal-risk mechanism and on the survivorship-pattern argument, both of which are this document’s own inference from absence rather than directly attested.]</w:t>
@@ -3464,15 +3571,15 @@
         </w:pict>
       </w:r>
     </w:p>
+    <w:bookmarkEnd w:id="36"/>
+    <w:bookmarkStart w:id="37" w:name="X00dae3f3c06889f321e988f9b3b5784d36939d5"/>
     <w:p>
       <w:pPr>
         <w:pStyle w:val="Heading2"/>
       </w:pPr>
-      <w:bookmarkStart w:id="38" w:name="X00dae3f3c06889f321e988f9b3b5784d36939d5"/>
       <w:r>
         <w:t xml:space="preserve">10. Sourcing and confidence notes (expanding Doc_01 Section 10)</w:t>
       </w:r>
-      <w:bookmarkEnd w:id="38"/>
     </w:p>
     <w:p>
       <w:pPr>
@@ -3488,9 +3595,10 @@
       </w:pPr>
       <w:r>
         <w:rPr>
-          <w:b/>
-        </w:rPr>
-        <w:t xml:space="preserve">The Bagnall/Egypt dependency, surfaced directly rather than left visible only in the Registry, sharpened per round-4 review.</w:t>
+          <w:bCs/>
+          <w:b/>
+        </w:rPr>
+        <w:t xml:space="preserve">The Bagnall/Egypt dependency, surfaced directly rather than left visible only in the Registry.</w:t>
       </w:r>
       <w:r>
         <w:t xml:space="preserve"> </w:t>
@@ -3503,6 +3611,7 @@
       </w:r>
       <w:r>
         <w:rPr>
+          <w:iCs/>
           <w:i/>
         </w:rPr>
         <w:t xml:space="preserve">Early Christian Books in Egypt</w:t>
@@ -3554,6 +3663,7 @@
       </w:r>
       <w:r>
         <w:rPr>
+          <w:iCs/>
           <w:i/>
         </w:rPr>
         <w:t xml:space="preserve">own central mechanism</w:t>
@@ -3572,15 +3682,15 @@
         </w:pict>
       </w:r>
     </w:p>
+    <w:bookmarkEnd w:id="37"/>
+    <w:bookmarkStart w:id="38" w:name="independent-verification-notes"/>
     <w:p>
       <w:pPr>
         <w:pStyle w:val="Heading2"/>
       </w:pPr>
-      <w:bookmarkStart w:id="39" w:name="independent-verification-notes"/>
       <w:r>
         <w:t xml:space="preserve">11. Independent verification notes</w:t>
       </w:r>
-      <w:bookmarkEnd w:id="39"/>
     </w:p>
     <w:p>
       <w:pPr>
@@ -3591,6 +3701,7 @@
       </w:r>
       <w:r>
         <w:rPr>
+          <w:iCs/>
           <w:i/>
         </w:rPr>
         <w:t xml:space="preserve">HE</w:t>
@@ -3609,15 +3720,15 @@
         </w:pict>
       </w:r>
     </w:p>
+    <w:bookmarkEnd w:id="38"/>
+    <w:bookmarkStart w:id="39" w:name="open-items-carried-to-doc_03-and-doc_04"/>
     <w:p>
       <w:pPr>
         <w:pStyle w:val="Heading2"/>
       </w:pPr>
-      <w:bookmarkStart w:id="40" w:name="open-items-carried-to-doc_03-and-doc_04"/>
       <w:r>
         <w:t xml:space="preserve">12. Open items carried to Doc_03 and Doc_04</w:t>
       </w:r>
-      <w:bookmarkEnd w:id="40"/>
     </w:p>
     <w:p>
       <w:pPr>
@@ -3635,6 +3746,7 @@
       </w:r>
       <w:r>
         <w:rPr>
+          <w:iCs/>
           <w:i/>
         </w:rPr>
         <w:t xml:space="preserve">network-wide</w:t>
@@ -3692,6 +3804,7 @@
       </w:pPr>
       <w:r>
         <w:rPr>
+          <w:bCs/>
           <w:b/>
         </w:rPr>
         <w:t xml:space="preserve">New, added this revision:</w:t>
@@ -3710,15 +3823,15 @@
         </w:pict>
       </w:r>
     </w:p>
+    <w:bookmarkEnd w:id="39"/>
+    <w:bookmarkStart w:id="40" w:name="document-log"/>
     <w:p>
       <w:pPr>
         <w:pStyle w:val="Heading2"/>
       </w:pPr>
-      <w:bookmarkStart w:id="41" w:name="document-log"/>
       <w:r>
         <w:t xml:space="preserve">13. Document log</w:t>
       </w:r>
-      <w:bookmarkEnd w:id="41"/>
     </w:p>
     <w:p>
       <w:pPr>
@@ -3729,6 +3842,7 @@
       </w:pPr>
       <w:r>
         <w:rPr>
+          <w:bCs/>
           <w:b/>
         </w:rPr>
         <w:t xml:space="preserve">Document:</w:t>
@@ -3749,6 +3863,7 @@
       </w:pPr>
       <w:r>
         <w:rPr>
+          <w:bCs/>
           <w:b/>
         </w:rPr>
         <w:t xml:space="preserve">Round 1 review outcome:</w:t>
@@ -3781,6 +3896,7 @@
       </w:pPr>
       <w:r>
         <w:rPr>
+          <w:bCs/>
           <w:b/>
         </w:rPr>
         <w:t xml:space="preserve">Fixes applied:</w:t>
@@ -3819,6 +3935,7 @@
       </w:pPr>
       <w:r>
         <w:rPr>
+          <w:bCs/>
           <w:b/>
         </w:rPr>
         <w:t xml:space="preserve">Round 2 review outcome:</w:t>
@@ -3869,6 +3986,7 @@
       </w:pPr>
       <w:r>
         <w:rPr>
+          <w:bCs/>
           <w:b/>
         </w:rPr>
         <w:t xml:space="preserve">Round 3 fixes applied:</w:t>
@@ -3904,6 +4022,7 @@
       </w:pPr>
       <w:r>
         <w:rPr>
+          <w:bCs/>
           <w:b/>
         </w:rPr>
         <w:t xml:space="preserve">Round 3 review outcome:</w:t>
@@ -3942,6 +4061,7 @@
       </w:pPr>
       <w:r>
         <w:rPr>
+          <w:bCs/>
           <w:b/>
         </w:rPr>
         <w:t xml:space="preserve">Status after round 3:</w:t>
@@ -3962,6 +4082,7 @@
       </w:pPr>
       <w:r>
         <w:rPr>
+          <w:bCs/>
           <w:b/>
         </w:rPr>
         <w:t xml:space="preserve">Round 4 — reopened following a fresh external review pass.</w:t>
@@ -3982,6 +4103,7 @@
       </w:pPr>
       <w:r>
         <w:rPr>
+          <w:bCs/>
           <w:b/>
         </w:rPr>
         <w:t xml:space="preserve">Round 4 review outcome:</w:t>
@@ -4068,6 +4190,7 @@
       </w:pPr>
       <w:r>
         <w:rPr>
+          <w:bCs/>
           <w:b/>
         </w:rPr>
         <w:t xml:space="preserve">Round 5 fixes applied:</w:t>
@@ -4190,6 +4313,7 @@
       </w:pPr>
       <w:r>
         <w:rPr>
+          <w:bCs/>
           <w:b/>
         </w:rPr>
         <w:t xml:space="preserve">Round 5 review outcome:</w:t>
@@ -4297,6 +4421,7 @@
       </w:pPr>
       <w:r>
         <w:rPr>
+          <w:bCs/>
           <w:b/>
         </w:rPr>
         <w:t xml:space="preserve">Round 5 fixes applied directly, no further review round triggered per the reviewer’s own explicit characterization:</w:t>
@@ -4335,6 +4460,7 @@
       </w:pPr>
       <w:r>
         <w:rPr>
+          <w:bCs/>
           <w:b/>
         </w:rPr>
         <w:t xml:space="preserve">Reopened after finalization — process-integrity correction, not a routine round:</w:t>
@@ -4368,6 +4494,7 @@
       </w:r>
       <w:r>
         <w:rPr>
+          <w:iCs/>
           <w:i/>
         </w:rPr>
         <w:t xml:space="preserve">Smyrnaeans</w:t>
@@ -4436,6 +4563,7 @@
       </w:pPr>
       <w:r>
         <w:rPr>
+          <w:bCs/>
           <w:b/>
         </w:rPr>
         <w:t xml:space="preserve">Fix applied:</w:t>
@@ -4451,6 +4579,7 @@
       </w:r>
       <w:r>
         <w:rPr>
+          <w:iCs/>
           <w:i/>
         </w:rPr>
         <w:t xml:space="preserve">Smyrnaeans</w:t>
@@ -4507,6 +4636,7 @@
       </w:pPr>
       <w:r>
         <w:rPr>
+          <w:bCs/>
           <w:b/>
         </w:rPr>
         <w:t xml:space="preserve">Cold review, round 1 (post-reopening):</w:t>
@@ -4552,6 +4682,7 @@
       </w:r>
       <w:r>
         <w:rPr>
+          <w:iCs/>
           <w:i/>
         </w:rPr>
         <w:t xml:space="preserve">Philadelphians</w:t>
@@ -4567,6 +4698,7 @@
       </w:r>
       <w:r>
         <w:rPr>
+          <w:iCs/>
           <w:i/>
         </w:rPr>
         <w:t xml:space="preserve">Smyrnaeans</w:t>
@@ -4641,6 +4773,7 @@
       </w:pPr>
       <w:r>
         <w:rPr>
+          <w:bCs/>
           <w:b/>
         </w:rPr>
         <w:t xml:space="preserve">Round 1 fixes applied:</w:t>
@@ -4661,6 +4794,7 @@
       </w:pPr>
       <w:r>
         <w:rPr>
+          <w:bCs/>
           <w:b/>
         </w:rPr>
         <w:t xml:space="preserve">Cold review, round 2 (post-round-1-fixes):</w:t>
@@ -4774,6 +4908,7 @@
       </w:pPr>
       <w:r>
         <w:rPr>
+          <w:bCs/>
           <w:b/>
         </w:rPr>
         <w:t xml:space="preserve">Round 2 fixes applied and independently verified:</w:t>
@@ -4863,6 +4998,7 @@
       </w:pPr>
       <w:r>
         <w:rPr>
+          <w:bCs/>
           <w:b/>
         </w:rPr>
         <w:t xml:space="preserve">Independent re-verification, requested by the project lead:</w:t>
@@ -4920,6 +5056,7 @@
       </w:r>
       <w:r>
         <w:rPr>
+          <w:bCs/>
           <w:b/>
         </w:rPr>
         <w:t xml:space="preserve">Caveat, disclosed rather than left implicit:</w:t>
@@ -5012,6 +5149,7 @@
       </w:pPr>
       <w:r>
         <w:rPr>
+          <w:bCs/>
           <w:b/>
         </w:rPr>
         <w:t xml:space="preserve">Status:</w:t>
@@ -5071,6 +5209,7 @@
       </w:pPr>
       <w:r>
         <w:rPr>
+          <w:bCs/>
           <w:b/>
         </w:rPr>
         <w:t xml:space="preserve">Project-lead sign-off:</w:t>
@@ -5086,6 +5225,7 @@
       </w:r>
       <w:r>
         <w:rPr>
+          <w:bCs/>
           <w:b/>
         </w:rPr>
         <w:t xml:space="preserve">Status: APPROVED TO PROCEED.</w:t>
@@ -5100,6 +5240,7 @@
       </w:pPr>
       <w:r>
         <w:rPr>
+          <w:bCs/>
           <w:b/>
         </w:rPr>
         <w:t xml:space="preserve">Reopened after finalization, narrow — Source Registry gap surfaced during Doc_09 construction.</w:t>
@@ -5115,6 +5256,7 @@
       </w:r>
       <w:r>
         <w:rPr>
+          <w:iCs/>
           <w:i/>
         </w:rPr>
         <w:t xml:space="preserve">Martyrdom of Polycarp</w:t>
@@ -5147,6 +5289,7 @@
       </w:pPr>
       <w:r>
         <w:rPr>
+          <w:bCs/>
           <w:b/>
         </w:rPr>
         <w:t xml:space="preserve">Fix applied:</w:t>
@@ -5162,6 +5305,7 @@
       </w:r>
       <w:r>
         <w:rPr>
+          <w:iCs/>
           <w:i/>
         </w:rPr>
         <w:t xml:space="preserve">Chronicon</w:t>
@@ -5182,6 +5326,7 @@
       </w:pPr>
       <w:r>
         <w:rPr>
+          <w:bCs/>
           <w:b/>
         </w:rPr>
         <w:t xml:space="preserve">Status:</w:t>
@@ -5202,6 +5347,7 @@
       </w:pPr>
       <w:r>
         <w:rPr>
+          <w:bCs/>
           <w:b/>
         </w:rPr>
         <w:t xml:space="preserve">Sign-off terminology update (2026-07-08):</w:t>
@@ -5222,6 +5368,7 @@
       </w:pPr>
       <w:r>
         <w:rPr>
+          <w:bCs/>
           <w:b/>
         </w:rPr>
         <w:t xml:space="preserve">Batch resolution of two Validation &amp; Testing findings (2026-07-08), authorized by the project lead to proceed as a single batch rather than sequentially:</w:t>
@@ -5233,6 +5380,8 @@
         <w:t xml:space="preserve">Section 1.7 added — a full, world-specific rationale for excluding the Pastoral Epistles from this world’s Native evidentiary base (the Differentiation Testing finding), resolving a gap that had previously read as an unargued project-level default. Section 1.8 added — an aggregate accounting of Ignatius-alone dependency across the build (three of seven tested gravities, two to three of thirteen stories, most of this world’s vivid quotable content), consolidating disclosures that previously existed only piecemeal (the Author Dominance finding). Both are additions that state and cross-reference facts already true of this world’s construction; neither changes any existing claim’s substance, confidence rating, or sourcing conclusion for material already in this document.</w:t>
       </w:r>
     </w:p>
+    <w:bookmarkEnd w:id="40"/>
+    <w:bookmarkEnd w:id="41"/>
     <w:sectPr/>
   </w:body>
 </w:document>
@@ -5264,17 +5413,14 @@
 <file path=word/numbering.xml><?xml version="1.0" encoding="utf-8"?>
 <w:numbering xmlns:w="http://schemas.openxmlformats.org/wordprocessingml/2006/main">
   <w:abstractNum w:abstractNumId="990">
-    <w:nsid w:val="2c1ae401"/>
+    <w:nsid w:val="A990"/>
     <w:multiLevelType w:val="multilevel"/>
     <w:lvl w:ilvl="0">
       <w:numFmt w:val="bullet"/>
       <w:lvlText w:val=" "/>
       <w:lvlJc w:val="left"/>
       <w:pPr>
-        <w:tabs>
-          <w:tab w:val="num" w:pos="0"/>
-        </w:tabs>
-        <w:ind w:left="480" w:hanging="480"/>
+        <w:ind w:left="720" w:hanging="480"/>
       </w:pPr>
     </w:lvl>
     <w:lvl w:ilvl="1">
@@ -5282,10 +5428,7 @@
       <w:lvlText w:val=" "/>
       <w:lvlJc w:val="left"/>
       <w:pPr>
-        <w:tabs>
-          <w:tab w:val="num" w:pos="720"/>
-        </w:tabs>
-        <w:ind w:left="1200" w:hanging="480"/>
+        <w:ind w:left="1440" w:hanging="480"/>
       </w:pPr>
     </w:lvl>
     <w:lvl w:ilvl="2">
@@ -5293,10 +5436,7 @@
       <w:lvlText w:val=" "/>
       <w:lvlJc w:val="left"/>
       <w:pPr>
-        <w:tabs>
-          <w:tab w:val="num" w:pos="1440"/>
-        </w:tabs>
-        <w:ind w:left="1920" w:hanging="480"/>
+        <w:ind w:left="2160" w:hanging="480"/>
       </w:pPr>
     </w:lvl>
     <w:lvl w:ilvl="3">
@@ -5304,10 +5444,7 @@
       <w:lvlText w:val=" "/>
       <w:lvlJc w:val="left"/>
       <w:pPr>
-        <w:tabs>
-          <w:tab w:val="num" w:pos="2160"/>
-        </w:tabs>
-        <w:ind w:left="2640" w:hanging="480"/>
+        <w:ind w:left="2880" w:hanging="480"/>
       </w:pPr>
     </w:lvl>
     <w:lvl w:ilvl="4">
@@ -5315,10 +5452,7 @@
       <w:lvlText w:val=" "/>
       <w:lvlJc w:val="left"/>
       <w:pPr>
-        <w:tabs>
-          <w:tab w:val="num" w:pos="2880"/>
-        </w:tabs>
-        <w:ind w:left="3360" w:hanging="480"/>
+        <w:ind w:left="3600" w:hanging="480"/>
       </w:pPr>
     </w:lvl>
     <w:lvl w:ilvl="5">
@@ -5326,10 +5460,7 @@
       <w:lvlText w:val=" "/>
       <w:lvlJc w:val="left"/>
       <w:pPr>
-        <w:tabs>
-          <w:tab w:val="num" w:pos="3600"/>
-        </w:tabs>
-        <w:ind w:left="4080" w:hanging="480"/>
+        <w:ind w:left="4320" w:hanging="480"/>
       </w:pPr>
     </w:lvl>
     <w:lvl w:ilvl="6">
@@ -5337,10 +5468,7 @@
       <w:lvlText w:val=" "/>
       <w:lvlJc w:val="left"/>
       <w:pPr>
-        <w:tabs>
-          <w:tab w:val="num" w:pos="4320"/>
-        </w:tabs>
-        <w:ind w:left="4800" w:hanging="480"/>
+        <w:ind w:left="5040" w:hanging="480"/>
       </w:pPr>
     </w:lvl>
     <w:lvl w:ilvl="7">
@@ -5348,10 +5476,7 @@
       <w:lvlText w:val=" "/>
       <w:lvlJc w:val="left"/>
       <w:pPr>
-        <w:tabs>
-          <w:tab w:val="num" w:pos="5040"/>
-        </w:tabs>
-        <w:ind w:left="5520" w:hanging="480"/>
+        <w:ind w:left="5760" w:hanging="480"/>
       </w:pPr>
     </w:lvl>
     <w:lvl w:ilvl="8">
@@ -5359,25 +5484,19 @@
       <w:lvlText w:val=" "/>
       <w:lvlJc w:val="left"/>
       <w:pPr>
-        <w:tabs>
-          <w:tab w:val="num" w:pos="5760"/>
-        </w:tabs>
-        <w:ind w:left="6240" w:hanging="480"/>
+        <w:ind w:left="6480" w:hanging="480"/>
       </w:pPr>
     </w:lvl>
   </w:abstractNum>
   <w:abstractNum w:abstractNumId="991">
-    <w:nsid w:val="ea454b4c"/>
+    <w:nsid w:val="A991"/>
     <w:multiLevelType w:val="multilevel"/>
     <w:lvl w:ilvl="0">
       <w:numFmt w:val="bullet"/>
       <w:lvlText w:val="•"/>
       <w:lvlJc w:val="left"/>
       <w:pPr>
-        <w:tabs>
-          <w:tab w:val="num" w:pos="0"/>
-        </w:tabs>
-        <w:ind w:left="480" w:hanging="480"/>
+        <w:ind w:left="720" w:hanging="480"/>
       </w:pPr>
     </w:lvl>
     <w:lvl w:ilvl="1">
@@ -5385,10 +5504,7 @@
       <w:lvlText w:val="–"/>
       <w:lvlJc w:val="left"/>
       <w:pPr>
-        <w:tabs>
-          <w:tab w:val="num" w:pos="720"/>
-        </w:tabs>
-        <w:ind w:left="1200" w:hanging="480"/>
+        <w:ind w:left="1440" w:hanging="480"/>
       </w:pPr>
     </w:lvl>
     <w:lvl w:ilvl="2">
@@ -5396,10 +5512,7 @@
       <w:lvlText w:val="•"/>
       <w:lvlJc w:val="left"/>
       <w:pPr>
-        <w:tabs>
-          <w:tab w:val="num" w:pos="1440"/>
-        </w:tabs>
-        <w:ind w:left="1920" w:hanging="480"/>
+        <w:ind w:left="2160" w:hanging="480"/>
       </w:pPr>
     </w:lvl>
     <w:lvl w:ilvl="3">
@@ -5407,10 +5520,7 @@
       <w:lvlText w:val="–"/>
       <w:lvlJc w:val="left"/>
       <w:pPr>
-        <w:tabs>
-          <w:tab w:val="num" w:pos="2160"/>
-        </w:tabs>
-        <w:ind w:left="2640" w:hanging="480"/>
+        <w:ind w:left="2880" w:hanging="480"/>
       </w:pPr>
     </w:lvl>
     <w:lvl w:ilvl="4">
@@ -5418,10 +5528,7 @@
       <w:lvlText w:val="•"/>
       <w:lvlJc w:val="left"/>
       <w:pPr>
-        <w:tabs>
-          <w:tab w:val="num" w:pos="2880"/>
-        </w:tabs>
-        <w:ind w:left="3360" w:hanging="480"/>
+        <w:ind w:left="3600" w:hanging="480"/>
       </w:pPr>
     </w:lvl>
     <w:lvl w:ilvl="5">
@@ -5429,10 +5536,7 @@
       <w:lvlText w:val="–"/>
       <w:lvlJc w:val="left"/>
       <w:pPr>
-        <w:tabs>
-          <w:tab w:val="num" w:pos="3600"/>
-        </w:tabs>
-        <w:ind w:left="4080" w:hanging="480"/>
+        <w:ind w:left="4320" w:hanging="480"/>
       </w:pPr>
     </w:lvl>
     <w:lvl w:ilvl="6">
@@ -5440,10 +5544,7 @@
       <w:lvlText w:val="•"/>
       <w:lvlJc w:val="left"/>
       <w:pPr>
-        <w:tabs>
-          <w:tab w:val="num" w:pos="4320"/>
-        </w:tabs>
-        <w:ind w:left="4800" w:hanging="480"/>
+        <w:ind w:left="5040" w:hanging="480"/>
       </w:pPr>
     </w:lvl>
     <w:lvl w:ilvl="7">
@@ -5451,10 +5552,7 @@
       <w:lvlText w:val="–"/>
       <w:lvlJc w:val="left"/>
       <w:pPr>
-        <w:tabs>
-          <w:tab w:val="num" w:pos="5040"/>
-        </w:tabs>
-        <w:ind w:left="5520" w:hanging="480"/>
+        <w:ind w:left="5760" w:hanging="480"/>
       </w:pPr>
     </w:lvl>
     <w:lvl w:ilvl="8">
@@ -5462,15 +5560,12 @@
       <w:lvlText w:val="•"/>
       <w:lvlJc w:val="left"/>
       <w:pPr>
-        <w:tabs>
-          <w:tab w:val="num" w:pos="5760"/>
-        </w:tabs>
-        <w:ind w:left="6240" w:hanging="480"/>
+        <w:ind w:left="6480" w:hanging="480"/>
       </w:pPr>
     </w:lvl>
   </w:abstractNum>
   <w:abstractNum w:abstractNumId="99411">
-    <w:nsid w:val="71315dca"/>
+    <w:nsid w:val="A99411"/>
     <w:multiLevelType w:val="multilevel"/>
     <w:lvl w:ilvl="0">
       <w:start w:val="1"/>
@@ -5478,10 +5573,7 @@
       <w:lvlText w:val="%1."/>
       <w:lvlJc w:val="left"/>
       <w:pPr>
-        <w:tabs>
-          <w:tab w:val="num" w:pos="0"/>
-        </w:tabs>
-        <w:ind w:left="480" w:hanging="480"/>
+        <w:ind w:left="720" w:hanging="480"/>
       </w:pPr>
     </w:lvl>
     <w:lvl w:ilvl="1">
@@ -5490,10 +5582,7 @@
       <w:lvlText w:val="%2."/>
       <w:lvlJc w:val="left"/>
       <w:pPr>
-        <w:tabs>
-          <w:tab w:val="num" w:pos="720"/>
-        </w:tabs>
-        <w:ind w:left="1200" w:hanging="480"/>
+        <w:ind w:left="1440" w:hanging="480"/>
       </w:pPr>
     </w:lvl>
     <w:lvl w:ilvl="2">
@@ -5502,10 +5591,7 @@
       <w:lvlText w:val="%3."/>
       <w:lvlJc w:val="left"/>
       <w:pPr>
-        <w:tabs>
-          <w:tab w:val="num" w:pos="1440"/>
-        </w:tabs>
-        <w:ind w:left="1920" w:hanging="480"/>
+        <w:ind w:left="2160" w:hanging="480"/>
       </w:pPr>
     </w:lvl>
     <w:lvl w:ilvl="3">
@@ -5514,10 +5600,7 @@
       <w:lvlText w:val="%4."/>
       <w:lvlJc w:val="left"/>
       <w:pPr>
-        <w:tabs>
-          <w:tab w:val="num" w:pos="2160"/>
-        </w:tabs>
-        <w:ind w:left="2640" w:hanging="480"/>
+        <w:ind w:left="2880" w:hanging="480"/>
       </w:pPr>
     </w:lvl>
     <w:lvl w:ilvl="4">
@@ -5526,10 +5609,7 @@
       <w:lvlText w:val="%5."/>
       <w:lvlJc w:val="left"/>
       <w:pPr>
-        <w:tabs>
-          <w:tab w:val="num" w:pos="2880"/>
-        </w:tabs>
-        <w:ind w:left="3360" w:hanging="480"/>
+        <w:ind w:left="3600" w:hanging="480"/>
       </w:pPr>
     </w:lvl>
     <w:lvl w:ilvl="5">
@@ -5538,10 +5618,7 @@
       <w:lvlText w:val="%6."/>
       <w:lvlJc w:val="left"/>
       <w:pPr>
-        <w:tabs>
-          <w:tab w:val="num" w:pos="3600"/>
-        </w:tabs>
-        <w:ind w:left="4080" w:hanging="480"/>
+        <w:ind w:left="4320" w:hanging="480"/>
       </w:pPr>
     </w:lvl>
     <w:lvl w:ilvl="6">
@@ -5550,10 +5627,7 @@
       <w:lvlText w:val="%7."/>
       <w:lvlJc w:val="left"/>
       <w:pPr>
-        <w:tabs>
-          <w:tab w:val="num" w:pos="4320"/>
-        </w:tabs>
-        <w:ind w:left="4800" w:hanging="480"/>
+        <w:ind w:left="5040" w:hanging="480"/>
       </w:pPr>
     </w:lvl>
     <w:lvl w:ilvl="7">
@@ -5562,10 +5636,7 @@
       <w:lvlText w:val="%8."/>
       <w:lvlJc w:val="left"/>
       <w:pPr>
-        <w:tabs>
-          <w:tab w:val="num" w:pos="5040"/>
-        </w:tabs>
-        <w:ind w:left="5520" w:hanging="480"/>
+        <w:ind w:left="5760" w:hanging="480"/>
       </w:pPr>
     </w:lvl>
     <w:lvl w:ilvl="8">
@@ -5574,10 +5645,7 @@
       <w:lvlText w:val="%9."/>
       <w:lvlJc w:val="left"/>
       <w:pPr>
-        <w:tabs>
-          <w:tab w:val="num" w:pos="5760"/>
-        </w:tabs>
-        <w:ind w:left="6240" w:hanging="480"/>
+        <w:ind w:left="6480" w:hanging="480"/>
       </w:pPr>
     </w:lvl>
   </w:abstractNum>
@@ -5649,10 +5717,10 @@
   <w:docDefaults>
     <w:rPrDefault>
       <w:rPr>
-        <w:rFonts w:asciiTheme="minorHAnsi" w:eastAsiaTheme="minorHAnsi" w:hAnsiTheme="minorHAnsi" w:cstheme="minorBidi"/>
+        <w:rFonts w:asciiTheme="minorHAnsi" w:cstheme="minorBidi" w:eastAsiaTheme="minorHAnsi" w:hAnsiTheme="minorHAnsi"/>
         <w:sz w:val="24"/>
         <w:szCs w:val="24"/>
-        <w:lang w:val="en-US" w:eastAsia="en-US" w:bidi="ar-SA"/>
+        <w:lang w:bidi="ar-SA" w:eastAsia="en-US" w:val="en-US"/>
       </w:rPr>
     </w:rPrDefault>
     <w:pPrDefault>
@@ -5661,35 +5729,35 @@
       </w:pPr>
     </w:pPrDefault>
   </w:docDefaults>
-  <w:latentStyles w:defLockedState="0" w:defUIPriority="0" w:defSemiHidden="0" w:defUnhideWhenUsed="0" w:defQFormat="0" w:count="276"/>
-  <w:style w:type="paragraph" w:default="1" w:styleId="Normal">
+  <w:latentStyles w:count="276" w:defLockedState="0" w:defQFormat="0" w:defSemiHidden="0" w:defUIPriority="0" w:defUnhideWhenUsed="0"/>
+  <w:style w:default="1" w:styleId="Normal" w:type="paragraph">
     <w:name w:val="Normal"/>
     <w:qFormat/>
   </w:style>
-  <w:style w:type="paragraph" w:styleId="BodyText">
+  <w:style w:styleId="BodyText" w:type="paragraph">
     <w:name w:val="Body Text"/>
     <w:basedOn w:val="Normal"/>
     <w:link w:val="BodyTextChar"/>
     <w:pPr>
-      <w:spacing w:before="180" w:after="180"/>
+      <w:spacing w:after="180" w:before="180"/>
     </w:pPr>
     <w:qFormat/>
   </w:style>
-  <w:style w:type="paragraph" w:customStyle="1" w:styleId="FirstParagraph">
+  <w:style w:customStyle="1" w:styleId="FirstParagraph" w:type="paragraph">
     <w:name w:val="First Paragraph"/>
     <w:basedOn w:val="BodyText"/>
     <w:next w:val="BodyText"/>
     <w:qFormat/>
   </w:style>
-  <w:style w:type="paragraph" w:customStyle="1" w:styleId="Compact">
+  <w:style w:customStyle="1" w:styleId="Compact" w:type="paragraph">
     <w:name w:val="Compact"/>
     <w:basedOn w:val="BodyText"/>
     <w:qFormat/>
     <w:pPr>
-      <w:spacing w:before="36" w:after="36"/>
+      <w:spacing w:after="36" w:before="36"/>
     </w:pPr>
   </w:style>
-  <w:style w:type="paragraph" w:styleId="Title">
+  <w:style w:styleId="Title" w:type="paragraph">
     <w:name w:val="Title"/>
     <w:basedOn w:val="Normal"/>
     <w:next w:val="BodyText"/>
@@ -5697,19 +5765,19 @@
     <w:pPr>
       <w:keepNext/>
       <w:keepLines/>
-      <w:spacing w:before="480" w:after="240"/>
+      <w:spacing w:after="240" w:before="480"/>
       <w:jc w:val="center"/>
     </w:pPr>
     <w:rPr>
-      <w:rFonts w:asciiTheme="majorHAnsi" w:eastAsiaTheme="majorEastAsia" w:hAnsiTheme="majorHAnsi" w:cstheme="majorBidi"/>
+      <w:rFonts w:asciiTheme="majorHAnsi" w:cstheme="majorBidi" w:eastAsiaTheme="majorEastAsia" w:hAnsiTheme="majorHAnsi"/>
       <w:b/>
       <w:bCs/>
-      <w:color w:val="345A8A" w:themeColor="accent1" w:themeShade="B5"/>
+      <w:color w:themeColor="accent1" w:themeShade="B5" w:val="345A8A"/>
       <w:sz w:val="36"/>
       <w:szCs w:val="36"/>
     </w:rPr>
   </w:style>
-  <w:style w:type="paragraph" w:styleId="Subtitle">
+  <w:style w:styleId="Subtitle" w:type="paragraph">
     <w:name w:val="Subtitle"/>
     <w:basedOn w:val="Title"/>
     <w:next w:val="BodyText"/>
@@ -5717,7 +5785,7 @@
     <w:pPr>
       <w:keepNext/>
       <w:keepLines/>
-      <w:spacing w:before="240" w:after="240"/>
+      <w:spacing w:after="240" w:before="240"/>
       <w:jc w:val="center"/>
     </w:pPr>
     <w:rPr>
@@ -5725,7 +5793,7 @@
       <w:szCs w:val="30"/>
     </w:rPr>
   </w:style>
-  <w:style w:type="paragraph" w:customStyle="1" w:styleId="Author">
+  <w:style w:customStyle="1" w:styleId="Author" w:type="paragraph">
     <w:name w:val="Author"/>
     <w:next w:val="BodyText"/>
     <w:qFormat/>
@@ -5735,7 +5803,7 @@
       <w:jc w:val="center"/>
     </w:pPr>
   </w:style>
-  <w:style w:type="paragraph" w:styleId="Date">
+  <w:style w:styleId="Date" w:type="paragraph">
     <w:name w:val="Date"/>
     <w:next w:val="BodyText"/>
     <w:qFormat/>
@@ -5745,7 +5813,26 @@
       <w:jc w:val="center"/>
     </w:pPr>
   </w:style>
-  <w:style w:type="paragraph" w:customStyle="1" w:styleId="Abstract">
+  <w:style w:customStyle="1" w:styleId="AbstractTitle" w:type="paragraph">
+    <w:name w:val="Abstract Title"/>
+    <w:basedOn w:val="Normal"/>
+    <w:next w:val="Abstract"/>
+    <w:qFormat/>
+    <w:pPr>
+      <w:keepNext/>
+      <w:keepLines/>
+      <w:jc w:val="center"/>
+      <w:spacing w:after="0" w:before="300"/>
+    </w:pPr>
+    <w:rPr>
+      <w:sz w:val="20"/>
+      <w:szCs w:val="20"/>
+      <w:b/>
+      <w:color w:val="345A8A"/>
+      &gt;
+    </w:rPr>
+  </w:style>
+  <w:style w:customStyle="1" w:styleId="Abstract" w:type="paragraph">
     <w:name w:val="Abstract"/>
     <w:basedOn w:val="Normal"/>
     <w:next w:val="BodyText"/>
@@ -5753,14 +5840,14 @@
     <w:pPr>
       <w:keepNext/>
       <w:keepLines/>
-      <w:spacing w:before="300" w:after="300"/>
+      <w:spacing w:after="300" w:before="100"/>
     </w:pPr>
     <w:rPr>
       <w:sz w:val="20"/>
       <w:szCs w:val="20"/>
     </w:rPr>
   </w:style>
-  <w:style w:type="paragraph" w:styleId="Bibliography">
+  <w:style w:styleId="Bibliography" w:type="paragraph">
     <w:name w:val="Bibliography"/>
     <w:basedOn w:val="Normal"/>
     <w:next w:val="Bibliography"/>
@@ -5768,7 +5855,7 @@
     <w:pPr/>
     <w:rPr/>
   </w:style>
-  <w:style w:type="paragraph" w:styleId="Heading1">
+  <w:style w:styleId="Heading1" w:type="paragraph">
     <w:name w:val="Heading 1"/>
     <w:basedOn w:val="Normal"/>
     <w:next w:val="BodyText"/>
@@ -5777,19 +5864,19 @@
     <w:pPr>
       <w:keepNext/>
       <w:keepLines/>
-      <w:spacing w:before="480" w:after="0"/>
+      <w:spacing w:after="0" w:before="480"/>
       <w:outlineLvl w:val="0"/>
     </w:pPr>
     <w:rPr>
-      <w:rFonts w:asciiTheme="majorHAnsi" w:eastAsiaTheme="majorEastAsia" w:hAnsiTheme="majorHAnsi" w:cstheme="majorBidi"/>
+      <w:rFonts w:asciiTheme="majorHAnsi" w:cstheme="majorBidi" w:eastAsiaTheme="majorEastAsia" w:hAnsiTheme="majorHAnsi"/>
       <w:b/>
       <w:bCs/>
-      <w:color w:val="4F81BD" w:themeColor="accent1"/>
+      <w:color w:themeColor="accent1" w:val="4F81BD"/>
       <w:sz w:val="32"/>
       <w:szCs w:val="32"/>
     </w:rPr>
   </w:style>
-  <w:style w:type="paragraph" w:styleId="Heading2">
+  <w:style w:styleId="Heading2" w:type="paragraph">
     <w:name w:val="Heading 2"/>
     <w:basedOn w:val="Normal"/>
     <w:next w:val="BodyText"/>
@@ -5799,19 +5886,19 @@
     <w:pPr>
       <w:keepNext/>
       <w:keepLines/>
-      <w:spacing w:before="200" w:after="0"/>
+      <w:spacing w:after="0" w:before="200"/>
       <w:outlineLvl w:val="1"/>
     </w:pPr>
     <w:rPr>
-      <w:rFonts w:asciiTheme="majorHAnsi" w:eastAsiaTheme="majorEastAsia" w:hAnsiTheme="majorHAnsi" w:cstheme="majorBidi"/>
+      <w:rFonts w:asciiTheme="majorHAnsi" w:cstheme="majorBidi" w:eastAsiaTheme="majorEastAsia" w:hAnsiTheme="majorHAnsi"/>
       <w:b/>
       <w:bCs/>
-      <w:color w:val="4F81BD" w:themeColor="accent1"/>
+      <w:color w:themeColor="accent1" w:val="4F81BD"/>
       <w:sz w:val="28"/>
       <w:szCs w:val="28"/>
     </w:rPr>
   </w:style>
-  <w:style w:type="paragraph" w:styleId="Heading3">
+  <w:style w:styleId="Heading3" w:type="paragraph">
     <w:name w:val="Heading 3"/>
     <w:basedOn w:val="Normal"/>
     <w:next w:val="BodyText"/>
@@ -5821,19 +5908,19 @@
     <w:pPr>
       <w:keepNext/>
       <w:keepLines/>
-      <w:spacing w:before="200" w:after="0"/>
+      <w:spacing w:after="0" w:before="200"/>
       <w:outlineLvl w:val="2"/>
     </w:pPr>
     <w:rPr>
-      <w:rFonts w:asciiTheme="majorHAnsi" w:eastAsiaTheme="majorEastAsia" w:hAnsiTheme="majorHAnsi" w:cstheme="majorBidi"/>
+      <w:rFonts w:asciiTheme="majorHAnsi" w:cstheme="majorBidi" w:eastAsiaTheme="majorEastAsia" w:hAnsiTheme="majorHAnsi"/>
       <w:b/>
       <w:bCs/>
-      <w:color w:val="4F81BD" w:themeColor="accent1"/>
+      <w:color w:themeColor="accent1" w:val="4F81BD"/>
       <w:sz w:val="24"/>
       <w:szCs w:val="24"/>
     </w:rPr>
   </w:style>
-  <w:style w:type="paragraph" w:styleId="Heading4">
+  <w:style w:styleId="Heading4" w:type="paragraph">
     <w:name w:val="Heading 4"/>
     <w:basedOn w:val="Normal"/>
     <w:next w:val="BodyText"/>
@@ -5843,19 +5930,19 @@
     <w:pPr>
       <w:keepNext/>
       <w:keepLines/>
-      <w:spacing w:before="200" w:after="0"/>
+      <w:spacing w:after="0" w:before="200"/>
       <w:outlineLvl w:val="3"/>
     </w:pPr>
     <w:rPr>
-      <w:rFonts w:asciiTheme="majorHAnsi" w:eastAsiaTheme="majorEastAsia" w:hAnsiTheme="majorHAnsi" w:cstheme="majorBidi"/>
+      <w:rFonts w:asciiTheme="majorHAnsi" w:cstheme="majorBidi" w:eastAsiaTheme="majorEastAsia" w:hAnsiTheme="majorHAnsi"/>
       <w:i/>
       <w:bCs/>
-      <w:color w:val="4F81BD" w:themeColor="accent1"/>
+      <w:color w:themeColor="accent1" w:val="4F81BD"/>
       <w:sz w:val="24"/>
       <w:szCs w:val="24"/>
     </w:rPr>
   </w:style>
-  <w:style w:type="paragraph" w:styleId="Heading5">
+  <w:style w:styleId="Heading5" w:type="paragraph">
     <w:name w:val="Heading 5"/>
     <w:basedOn w:val="Normal"/>
     <w:next w:val="BodyText"/>
@@ -5865,18 +5952,18 @@
     <w:pPr>
       <w:keepNext/>
       <w:keepLines/>
-      <w:spacing w:before="200" w:after="0"/>
+      <w:spacing w:after="0" w:before="200"/>
       <w:outlineLvl w:val="4"/>
     </w:pPr>
     <w:rPr>
-      <w:rFonts w:asciiTheme="majorHAnsi" w:eastAsiaTheme="majorEastAsia" w:hAnsiTheme="majorHAnsi" w:cstheme="majorBidi"/>
+      <w:rFonts w:asciiTheme="majorHAnsi" w:cstheme="majorBidi" w:eastAsiaTheme="majorEastAsia" w:hAnsiTheme="majorHAnsi"/>
       <w:iCs/>
-      <w:color w:val="4F81BD" w:themeColor="accent1"/>
+      <w:color w:themeColor="accent1" w:val="4F81BD"/>
       <w:sz w:val="24"/>
       <w:szCs w:val="24"/>
     </w:rPr>
   </w:style>
-  <w:style w:type="paragraph" w:styleId="Heading6">
+  <w:style w:styleId="Heading6" w:type="paragraph">
     <w:name w:val="Heading 6"/>
     <w:basedOn w:val="Normal"/>
     <w:next w:val="BodyText"/>
@@ -5886,17 +5973,17 @@
     <w:pPr>
       <w:keepNext/>
       <w:keepLines/>
-      <w:spacing w:before="200" w:after="0"/>
+      <w:spacing w:after="0" w:before="200"/>
       <w:outlineLvl w:val="5"/>
     </w:pPr>
     <w:rPr>
-      <w:rFonts w:asciiTheme="majorHAnsi" w:eastAsiaTheme="majorEastAsia" w:hAnsiTheme="majorHAnsi" w:cstheme="majorBidi"/>
-      <w:color w:val="4F81BD" w:themeColor="accent1"/>
+      <w:rFonts w:asciiTheme="majorHAnsi" w:cstheme="majorBidi" w:eastAsiaTheme="majorEastAsia" w:hAnsiTheme="majorHAnsi"/>
+      <w:color w:themeColor="accent1" w:val="4F81BD"/>
       <w:sz w:val="24"/>
       <w:szCs w:val="24"/>
     </w:rPr>
   </w:style>
-  <w:style w:type="paragraph" w:styleId="Heading7">
+  <w:style w:styleId="Heading7" w:type="paragraph">
     <w:name w:val="Heading 7"/>
     <w:basedOn w:val="Normal"/>
     <w:next w:val="BodyText"/>
@@ -5906,17 +5993,17 @@
     <w:pPr>
       <w:keepNext/>
       <w:keepLines/>
-      <w:spacing w:before="200" w:after="0"/>
+      <w:spacing w:after="0" w:before="200"/>
       <w:outlineLvl w:val="6"/>
     </w:pPr>
     <w:rPr>
-      <w:rFonts w:asciiTheme="majorHAnsi" w:eastAsiaTheme="majorEastAsia" w:hAnsiTheme="majorHAnsi" w:cstheme="majorBidi"/>
-      <w:color w:val="4F81BD" w:themeColor="accent1"/>
+      <w:rFonts w:asciiTheme="majorHAnsi" w:cstheme="majorBidi" w:eastAsiaTheme="majorEastAsia" w:hAnsiTheme="majorHAnsi"/>
+      <w:color w:themeColor="accent1" w:val="4F81BD"/>
       <w:sz w:val="24"/>
       <w:szCs w:val="24"/>
     </w:rPr>
   </w:style>
-  <w:style w:type="paragraph" w:styleId="Heading8">
+  <w:style w:styleId="Heading8" w:type="paragraph">
     <w:name w:val="Heading 8"/>
     <w:basedOn w:val="Normal"/>
     <w:next w:val="BodyText"/>
@@ -5926,17 +6013,17 @@
     <w:pPr>
       <w:keepNext/>
       <w:keepLines/>
-      <w:spacing w:before="200" w:after="0"/>
+      <w:spacing w:after="0" w:before="200"/>
       <w:outlineLvl w:val="7"/>
     </w:pPr>
     <w:rPr>
-      <w:rFonts w:asciiTheme="majorHAnsi" w:eastAsiaTheme="majorEastAsia" w:hAnsiTheme="majorHAnsi" w:cstheme="majorBidi"/>
-      <w:color w:val="4F81BD" w:themeColor="accent1"/>
+      <w:rFonts w:asciiTheme="majorHAnsi" w:cstheme="majorBidi" w:eastAsiaTheme="majorEastAsia" w:hAnsiTheme="majorHAnsi"/>
+      <w:color w:themeColor="accent1" w:val="4F81BD"/>
       <w:sz w:val="24"/>
       <w:szCs w:val="24"/>
     </w:rPr>
   </w:style>
-  <w:style w:type="paragraph" w:styleId="Heading9">
+  <w:style w:styleId="Heading9" w:type="paragraph">
     <w:name w:val="Heading 9"/>
     <w:basedOn w:val="Normal"/>
     <w:next w:val="BodyText"/>
@@ -5946,17 +6033,17 @@
     <w:pPr>
       <w:keepNext/>
       <w:keepLines/>
-      <w:spacing w:before="200" w:after="0"/>
+      <w:spacing w:after="0" w:before="200"/>
       <w:outlineLvl w:val="8"/>
     </w:pPr>
     <w:rPr>
-      <w:rFonts w:asciiTheme="majorHAnsi" w:eastAsiaTheme="majorEastAsia" w:hAnsiTheme="majorHAnsi" w:cstheme="majorBidi"/>
-      <w:color w:val="4F81BD" w:themeColor="accent1"/>
+      <w:rFonts w:asciiTheme="majorHAnsi" w:cstheme="majorBidi" w:eastAsiaTheme="majorEastAsia" w:hAnsiTheme="majorHAnsi"/>
+      <w:color w:themeColor="accent1" w:val="4F81BD"/>
       <w:sz w:val="24"/>
       <w:szCs w:val="24"/>
     </w:rPr>
   </w:style>
-  <w:style w:type="paragraph" w:styleId="BlockText">
+  <w:style w:styleId="BlockText" w:type="paragraph">
     <w:name w:val="Block Text"/>
     <w:basedOn w:val="BodyText"/>
     <w:next w:val="BodyText"/>
@@ -5964,11 +6051,11 @@
     <w:unhideWhenUsed/>
     <w:qFormat/>
     <w:pPr>
-      <w:spacing w:before="100" w:after="100"/>
+      <w:spacing w:after="100" w:before="100"/>
       <w:ind w:firstLine="0" w:left="480" w:right="480"/>
     </w:pPr>
   </w:style>
-  <w:style w:type="paragraph" w:styleId="FootnoteText">
+  <w:style w:styleId="FootnoteText" w:type="paragraph">
     <w:name w:val="Footnote Text"/>
     <w:basedOn w:val="Normal"/>
     <w:next w:val="FootnoteText"/>
@@ -5976,28 +6063,43 @@
     <w:unhideWhenUsed/>
     <w:qFormat/>
   </w:style>
-  <w:style w:type="character" w:default="1" w:styleId="DefaultParagraphFont">
+  <w:style w:default="1" w:styleId="DefaultParagraphFont" w:type="character">
     <w:name w:val="Default Paragraph Font"/>
     <w:semiHidden/>
     <w:unhideWhenUsed/>
   </w:style>
-  <w:style w:type="table" w:default="1" w:styleId="Table">
+  <w:style w:default="1" w:styleId="Table" w:type="table">
     <w:name w:val="Table"/>
     <w:basedOn w:val="TableNormal"/>
     <w:semiHidden/>
     <w:unhideWhenUsed/>
     <w:qFormat/>
     <w:tblPr>
-      <w:tblInd w:w="0" w:type="dxa"/>
+      <w:tblInd w:type="dxa" w:w="0"/>
       <w:tblCellMar>
-        <w:top w:w="0" w:type="dxa"/>
-        <w:left w:w="108" w:type="dxa"/>
-        <w:bottom w:w="0" w:type="dxa"/>
-        <w:right w:w="108" w:type="dxa"/>
+        <w:top w:type="dxa" w:w="0"/>
+        <w:left w:type="dxa" w:w="108"/>
+        <w:bottom w:type="dxa" w:w="0"/>
+        <w:right w:type="dxa" w:w="108"/>
       </w:tblCellMar>
     </w:tblPr>
-  </w:style>
-  <w:style w:type="paragraph" w:customStyle="1" w:styleId="DefinitionTerm">
+    <w:tblStylePr w:type="firstRow">
+      <w:tblPr>
+        <w:jc w:val="left"/>
+        <w:tblInd w:type="dxa" w:w="0"/>
+      </w:tblPr>
+      <w:trPr>
+        <w:jc w:val="left"/>
+      </w:trPr>
+      <w:tcPr>
+        <w:vAlign w:val="bottom"/>
+        <w:tcBorders>
+          <w:bottom w:val="single"/>
+        </w:tcBorders>
+      </w:tcPr>
+    </w:tblStylePr>
+  </w:style>
+  <w:style w:customStyle="1" w:styleId="DefinitionTerm" w:type="paragraph">
     <w:name w:val="Definition Term"/>
     <w:basedOn w:val="Normal"/>
     <w:next w:val="Definition"/>
@@ -6010,49 +6112,49 @@
       <w:b/>
     </w:rPr>
   </w:style>
-  <w:style w:type="paragraph" w:customStyle="1" w:styleId="Definition">
+  <w:style w:customStyle="1" w:styleId="Definition" w:type="paragraph">
     <w:name w:val="Definition"/>
     <w:basedOn w:val="Normal"/>
   </w:style>
-  <w:style w:type="paragraph" w:styleId="Caption">
+  <w:style w:styleId="Caption" w:type="paragraph">
     <w:name w:val="Caption"/>
     <w:basedOn w:val="Normal"/>
     <w:link w:val="BodyTextChar"/>
     <w:pPr>
-      <w:spacing w:before="0" w:after="120"/>
+      <w:spacing w:after="120" w:before="0"/>
     </w:pPr>
     <w:rPr>
       <w:i/>
     </w:rPr>
   </w:style>
-  <w:style w:type="paragraph" w:customStyle="1" w:styleId="TableCaption">
+  <w:style w:customStyle="1" w:styleId="TableCaption" w:type="paragraph">
     <w:name w:val="Table Caption"/>
     <w:basedOn w:val="Caption"/>
     <w:pPr>
       <w:keepNext/>
     </w:pPr>
   </w:style>
-  <w:style w:type="paragraph" w:customStyle="1" w:styleId="ImageCaption">
+  <w:style w:customStyle="1" w:styleId="ImageCaption" w:type="paragraph">
     <w:name w:val="Image Caption"/>
     <w:basedOn w:val="Caption"/>
   </w:style>
-  <w:style w:type="paragraph" w:customStyle="1" w:styleId="Figure">
+  <w:style w:customStyle="1" w:styleId="Figure" w:type="paragraph">
     <w:name w:val="Figure"/>
     <w:basedOn w:val="Normal"/>
   </w:style>
-  <w:style w:type="paragraph" w:customStyle="1" w:styleId="CaptionedFigure">
+  <w:style w:customStyle="1" w:styleId="CaptionedFigure" w:type="paragraph">
     <w:name w:val="Captioned Figure"/>
     <w:basedOn w:val="Figure"/>
     <w:pPr>
       <w:keepNext/>
     </w:pPr>
   </w:style>
-  <w:style w:type="character" w:customStyle="1" w:styleId="BodyTextChar">
+  <w:style w:customStyle="1" w:styleId="BodyTextChar" w:type="character">
     <w:name w:val="Body Text Char"/>
     <w:basedOn w:val="DefaultParagraphFont"/>
     <w:link w:val="BodyText"/>
   </w:style>
-  <w:style w:type="character" w:customStyle="1" w:styleId="VerbatimChar">
+  <w:style w:customStyle="1" w:styleId="VerbatimChar" w:type="character">
     <w:name w:val="Verbatim Char"/>
     <w:basedOn w:val="BodyTextChar"/>
     <w:rPr>
@@ -6060,21 +6162,25 @@
       <w:sz w:val="22"/>
     </w:rPr>
   </w:style>
-  <w:style w:type="character" w:styleId="FootnoteReference">
+  <w:style w:customStyle="1" w:styleId="SectionNumber" w:type="character">
+    <w:name w:val="Section Number"/>
+    <w:basedOn w:val="BodyTextChar"/>
+  </w:style>
+  <w:style w:styleId="FootnoteReference" w:type="character">
     <w:name w:val="Footnote Reference"/>
     <w:basedOn w:val="BodyTextChar"/>
     <w:rPr>
       <w:vertAlign w:val="superscript"/>
     </w:rPr>
   </w:style>
-  <w:style w:type="character" w:styleId="Hyperlink">
+  <w:style w:styleId="Hyperlink" w:type="character">
     <w:name w:val="Hyperlink"/>
     <w:basedOn w:val="BodyTextChar"/>
     <w:rPr>
-      <w:color w:val="4F81BD" w:themeColor="accent1"/>
+      <w:color w:themeColor="accent1" w:val="4F81BD"/>
     </w:rPr>
   </w:style>
-  <w:style w:type="paragraph" w:styleId="TOCHeading">
+  <w:style w:styleId="TOCHeading" w:type="paragraph">
     <w:name w:val="TOC Heading"/>
     <w:basedOn w:val="Heading1"/>
     <w:next w:val="BodyText"/>
@@ -6086,10 +6192,10 @@
       <w:outlineLvl w:val="9"/>
     </w:pPr>
     <w:rPr>
-      <w:rFonts w:asciiTheme="majorHAnsi" w:eastAsiaTheme="majorEastAsia" w:hAnsiTheme="majorHAnsi" w:cstheme="majorBidi"/>
+      <w:rFonts w:asciiTheme="majorHAnsi" w:cstheme="majorBidi" w:eastAsiaTheme="majorEastAsia" w:hAnsiTheme="majorHAnsi"/>
       <w:b w:val="0"/>
       <w:bCs w:val="0"/>
-      <w:color w:val="365F91" w:themeColor="accent1" w:themeShade="BF"/>
+      <w:color w:themeColor="accent1" w:themeShade="BF" w:val="365F91"/>
     </w:rPr>
   </w:style>
   <w:style w:type="paragraph" w:customStyle="1" w:styleId="SourceCode">
@@ -6181,7 +6287,10 @@
   <w:style w:type="character" w:customStyle="1" w:styleId="ImportTok">
     <w:name w:val="ImportTok"/>
     <w:basedOn w:val="VerbatimChar"/>
-    <w:rPr/>
+    <w:rPr>
+      <w:color w:val="008000"/>
+      <w:b/>
+    </w:rPr>
   </w:style>
   <w:style w:type="character" w:customStyle="1" w:styleId="CommentTok">
     <w:name w:val="CommentTok"/>
@@ -6256,7 +6365,9 @@
   <w:style w:type="character" w:customStyle="1" w:styleId="BuiltInTok">
     <w:name w:val="BuiltInTok"/>
     <w:basedOn w:val="VerbatimChar"/>
-    <w:rPr/>
+    <w:rPr>
+      <w:color w:val="008000"/>
+    </w:rPr>
   </w:style>
   <w:style w:type="character" w:customStyle="1" w:styleId="ExtensionTok">
     <w:name w:val="ExtensionTok"/>
